--- a/Documentation.docx
+++ b/Documentation.docx
@@ -53,6 +53,55 @@
           <w:szCs w:val="24"/>
         </w:rPr>
         <w:t>:</w:t>
+      </w:r>
+    </w:p>
+    <w:p>
+      <w:pPr>
+        <w:rPr>
+          <w:sz w:val="24"/>
+          <w:szCs w:val="24"/>
+        </w:rPr>
+      </w:pPr>
+      <w:r>
+        <w:rPr>
+          <w:sz w:val="24"/>
+          <w:szCs w:val="24"/>
+        </w:rPr>
+        <w:drawing>
+          <wp:inline distT="0" distB="0" distL="0" distR="0" wp14:anchorId="43DA62DA" wp14:editId="4AF1E595">
+            <wp:extent cx="6645910" cy="3289300"/>
+            <wp:effectExtent l="0" t="0" r="2540" b="6350"/>
+            <wp:docPr id="583829242" name="Picture 1"/>
+            <wp:cNvGraphicFramePr>
+              <a:graphicFrameLocks xmlns:a="http://schemas.openxmlformats.org/drawingml/2006/main" noChangeAspect="1"/>
+            </wp:cNvGraphicFramePr>
+            <a:graphic xmlns:a="http://schemas.openxmlformats.org/drawingml/2006/main">
+              <a:graphicData uri="http://schemas.openxmlformats.org/drawingml/2006/picture">
+                <pic:pic xmlns:pic="http://schemas.openxmlformats.org/drawingml/2006/picture">
+                  <pic:nvPicPr>
+                    <pic:cNvPr id="583829242" name=""/>
+                    <pic:cNvPicPr/>
+                  </pic:nvPicPr>
+                  <pic:blipFill>
+                    <a:blip r:embed="rId4"/>
+                    <a:stretch>
+                      <a:fillRect/>
+                    </a:stretch>
+                  </pic:blipFill>
+                  <pic:spPr>
+                    <a:xfrm>
+                      <a:off x="0" y="0"/>
+                      <a:ext cx="6645910" cy="3289300"/>
+                    </a:xfrm>
+                    <a:prstGeom prst="rect">
+                      <a:avLst/>
+                    </a:prstGeom>
+                  </pic:spPr>
+                </pic:pic>
+              </a:graphicData>
+            </a:graphic>
+          </wp:inline>
+        </w:drawing>
       </w:r>
     </w:p>
     <w:p>
@@ -83,7 +132,7 @@
                     <pic:cNvPicPr/>
                   </pic:nvPicPr>
                   <pic:blipFill>
-                    <a:blip r:embed="rId4"/>
+                    <a:blip r:embed="rId5"/>
                     <a:stretch>
                       <a:fillRect/>
                     </a:stretch>
@@ -92,6 +141,578 @@
                     <a:xfrm>
                       <a:off x="0" y="0"/>
                       <a:ext cx="6645910" cy="3756660"/>
+                    </a:xfrm>
+                    <a:prstGeom prst="rect">
+                      <a:avLst/>
+                    </a:prstGeom>
+                  </pic:spPr>
+                </pic:pic>
+              </a:graphicData>
+            </a:graphic>
+          </wp:inline>
+        </w:drawing>
+      </w:r>
+    </w:p>
+    <w:p>
+      <w:pPr>
+        <w:rPr>
+          <w:sz w:val="28"/>
+          <w:szCs w:val="28"/>
+        </w:rPr>
+      </w:pPr>
+    </w:p>
+    <w:p>
+      <w:pPr>
+        <w:rPr>
+          <w:sz w:val="24"/>
+          <w:szCs w:val="24"/>
+        </w:rPr>
+      </w:pPr>
+      <w:r>
+        <w:rPr>
+          <w:sz w:val="24"/>
+          <w:szCs w:val="24"/>
+        </w:rPr>
+        <w:t>Connecting GitHub to the workspace:</w:t>
+      </w:r>
+    </w:p>
+    <w:p>
+      <w:pPr>
+        <w:rPr>
+          <w:sz w:val="24"/>
+          <w:szCs w:val="24"/>
+        </w:rPr>
+      </w:pPr>
+    </w:p>
+    <w:p>
+      <w:pPr>
+        <w:rPr>
+          <w:sz w:val="24"/>
+          <w:szCs w:val="24"/>
+        </w:rPr>
+      </w:pPr>
+    </w:p>
+    <w:p>
+      <w:pPr>
+        <w:rPr>
+          <w:sz w:val="24"/>
+          <w:szCs w:val="24"/>
+        </w:rPr>
+      </w:pPr>
+      <w:r>
+        <w:rPr>
+          <w:sz w:val="24"/>
+          <w:szCs w:val="24"/>
+        </w:rPr>
+        <w:lastRenderedPageBreak/>
+        <w:drawing>
+          <wp:inline distT="0" distB="0" distL="0" distR="0" wp14:anchorId="24E25D75" wp14:editId="6634C015">
+            <wp:extent cx="6645910" cy="3223260"/>
+            <wp:effectExtent l="0" t="0" r="2540" b="0"/>
+            <wp:docPr id="1389166969" name="Picture 1"/>
+            <wp:cNvGraphicFramePr>
+              <a:graphicFrameLocks xmlns:a="http://schemas.openxmlformats.org/drawingml/2006/main" noChangeAspect="1"/>
+            </wp:cNvGraphicFramePr>
+            <a:graphic xmlns:a="http://schemas.openxmlformats.org/drawingml/2006/main">
+              <a:graphicData uri="http://schemas.openxmlformats.org/drawingml/2006/picture">
+                <pic:pic xmlns:pic="http://schemas.openxmlformats.org/drawingml/2006/picture">
+                  <pic:nvPicPr>
+                    <pic:cNvPr id="1389166969" name=""/>
+                    <pic:cNvPicPr/>
+                  </pic:nvPicPr>
+                  <pic:blipFill>
+                    <a:blip r:embed="rId6"/>
+                    <a:stretch>
+                      <a:fillRect/>
+                    </a:stretch>
+                  </pic:blipFill>
+                  <pic:spPr>
+                    <a:xfrm>
+                      <a:off x="0" y="0"/>
+                      <a:ext cx="6645910" cy="3223260"/>
+                    </a:xfrm>
+                    <a:prstGeom prst="rect">
+                      <a:avLst/>
+                    </a:prstGeom>
+                  </pic:spPr>
+                </pic:pic>
+              </a:graphicData>
+            </a:graphic>
+          </wp:inline>
+        </w:drawing>
+      </w:r>
+    </w:p>
+    <w:p>
+      <w:pPr>
+        <w:rPr>
+          <w:sz w:val="24"/>
+          <w:szCs w:val="24"/>
+        </w:rPr>
+      </w:pPr>
+      <w:r>
+        <w:rPr>
+          <w:sz w:val="24"/>
+          <w:szCs w:val="24"/>
+        </w:rPr>
+        <w:t>As soon as we connect github with workspace, it will ask for terraform.tfvars variable values:</w:t>
+      </w:r>
+      <w:r>
+        <w:rPr>
+          <w:sz w:val="24"/>
+          <w:szCs w:val="24"/>
+        </w:rPr>
+        <w:br/>
+      </w:r>
+      <w:r>
+        <w:rPr>
+          <w:sz w:val="24"/>
+          <w:szCs w:val="24"/>
+        </w:rPr>
+        <w:drawing>
+          <wp:inline distT="0" distB="0" distL="0" distR="0" wp14:anchorId="0455A294" wp14:editId="42D67F5D">
+            <wp:extent cx="6645910" cy="3268980"/>
+            <wp:effectExtent l="0" t="0" r="2540" b="7620"/>
+            <wp:docPr id="948159264" name="Picture 1"/>
+            <wp:cNvGraphicFramePr>
+              <a:graphicFrameLocks xmlns:a="http://schemas.openxmlformats.org/drawingml/2006/main" noChangeAspect="1"/>
+            </wp:cNvGraphicFramePr>
+            <a:graphic xmlns:a="http://schemas.openxmlformats.org/drawingml/2006/main">
+              <a:graphicData uri="http://schemas.openxmlformats.org/drawingml/2006/picture">
+                <pic:pic xmlns:pic="http://schemas.openxmlformats.org/drawingml/2006/picture">
+                  <pic:nvPicPr>
+                    <pic:cNvPr id="948159264" name=""/>
+                    <pic:cNvPicPr/>
+                  </pic:nvPicPr>
+                  <pic:blipFill>
+                    <a:blip r:embed="rId7"/>
+                    <a:stretch>
+                      <a:fillRect/>
+                    </a:stretch>
+                  </pic:blipFill>
+                  <pic:spPr>
+                    <a:xfrm>
+                      <a:off x="0" y="0"/>
+                      <a:ext cx="6645910" cy="3268980"/>
+                    </a:xfrm>
+                    <a:prstGeom prst="rect">
+                      <a:avLst/>
+                    </a:prstGeom>
+                  </pic:spPr>
+                </pic:pic>
+              </a:graphicData>
+            </a:graphic>
+          </wp:inline>
+        </w:drawing>
+      </w:r>
+    </w:p>
+    <w:p>
+      <w:pPr>
+        <w:rPr>
+          <w:sz w:val="24"/>
+          <w:szCs w:val="24"/>
+        </w:rPr>
+      </w:pPr>
+    </w:p>
+    <w:p>
+      <w:pPr>
+        <w:rPr>
+          <w:sz w:val="24"/>
+          <w:szCs w:val="24"/>
+        </w:rPr>
+      </w:pPr>
+    </w:p>
+    <w:p>
+      <w:pPr>
+        <w:rPr>
+          <w:sz w:val="24"/>
+          <w:szCs w:val="24"/>
+        </w:rPr>
+      </w:pPr>
+    </w:p>
+    <w:p>
+      <w:pPr>
+        <w:rPr>
+          <w:sz w:val="24"/>
+          <w:szCs w:val="24"/>
+        </w:rPr>
+      </w:pPr>
+    </w:p>
+    <w:p>
+      <w:pPr>
+        <w:rPr>
+          <w:sz w:val="24"/>
+          <w:szCs w:val="24"/>
+        </w:rPr>
+      </w:pPr>
+    </w:p>
+    <w:p>
+      <w:pPr>
+        <w:rPr>
+          <w:sz w:val="24"/>
+          <w:szCs w:val="24"/>
+        </w:rPr>
+      </w:pPr>
+    </w:p>
+    <w:p>
+      <w:pPr>
+        <w:rPr>
+          <w:sz w:val="24"/>
+          <w:szCs w:val="24"/>
+        </w:rPr>
+      </w:pPr>
+    </w:p>
+    <w:p>
+      <w:pPr>
+        <w:rPr>
+          <w:sz w:val="24"/>
+          <w:szCs w:val="24"/>
+        </w:rPr>
+      </w:pPr>
+    </w:p>
+    <w:p>
+      <w:pPr>
+        <w:rPr>
+          <w:sz w:val="24"/>
+          <w:szCs w:val="24"/>
+        </w:rPr>
+      </w:pPr>
+    </w:p>
+    <w:p>
+      <w:pPr>
+        <w:rPr>
+          <w:sz w:val="24"/>
+          <w:szCs w:val="24"/>
+        </w:rPr>
+      </w:pPr>
+    </w:p>
+    <w:p>
+      <w:pPr>
+        <w:rPr>
+          <w:sz w:val="24"/>
+          <w:szCs w:val="24"/>
+        </w:rPr>
+      </w:pPr>
+      <w:r>
+        <w:rPr>
+          <w:sz w:val="24"/>
+          <w:szCs w:val="24"/>
+        </w:rPr>
+        <w:t>Now Integrating Terraform cloud</w:t>
+      </w:r>
+      <w:r>
+        <w:rPr>
+          <w:sz w:val="24"/>
+          <w:szCs w:val="24"/>
+        </w:rPr>
+        <w:t xml:space="preserve"> with Azure using VM and it’s managed identity</w:t>
+      </w:r>
+      <w:r>
+        <w:rPr>
+          <w:sz w:val="24"/>
+          <w:szCs w:val="24"/>
+        </w:rPr>
+        <w:t>:</w:t>
+      </w:r>
+    </w:p>
+    <w:p>
+      <w:pPr>
+        <w:rPr>
+          <w:sz w:val="24"/>
+          <w:szCs w:val="24"/>
+        </w:rPr>
+      </w:pPr>
+      <w:r>
+        <w:rPr>
+          <w:sz w:val="24"/>
+          <w:szCs w:val="24"/>
+        </w:rPr>
+        <w:t>Created UMI</w:t>
+      </w:r>
+    </w:p>
+    <w:p>
+      <w:pPr>
+        <w:rPr>
+          <w:sz w:val="24"/>
+          <w:szCs w:val="24"/>
+        </w:rPr>
+      </w:pPr>
+      <w:r>
+        <w:rPr>
+          <w:sz w:val="24"/>
+          <w:szCs w:val="24"/>
+        </w:rPr>
+        <w:t>Assigning admin role at subs lebel to umi:</w:t>
+      </w:r>
+    </w:p>
+    <w:p>
+      <w:pPr>
+        <w:rPr>
+          <w:sz w:val="24"/>
+          <w:szCs w:val="24"/>
+        </w:rPr>
+      </w:pPr>
+      <w:r>
+        <w:rPr>
+          <w:sz w:val="24"/>
+          <w:szCs w:val="24"/>
+        </w:rPr>
+        <w:drawing>
+          <wp:inline distT="0" distB="0" distL="0" distR="0" wp14:anchorId="0B484763" wp14:editId="628268D5">
+            <wp:extent cx="6645910" cy="3317240"/>
+            <wp:effectExtent l="0" t="0" r="2540" b="0"/>
+            <wp:docPr id="427631366" name="Picture 1"/>
+            <wp:cNvGraphicFramePr>
+              <a:graphicFrameLocks xmlns:a="http://schemas.openxmlformats.org/drawingml/2006/main" noChangeAspect="1"/>
+            </wp:cNvGraphicFramePr>
+            <a:graphic xmlns:a="http://schemas.openxmlformats.org/drawingml/2006/main">
+              <a:graphicData uri="http://schemas.openxmlformats.org/drawingml/2006/picture">
+                <pic:pic xmlns:pic="http://schemas.openxmlformats.org/drawingml/2006/picture">
+                  <pic:nvPicPr>
+                    <pic:cNvPr id="427631366" name=""/>
+                    <pic:cNvPicPr/>
+                  </pic:nvPicPr>
+                  <pic:blipFill>
+                    <a:blip r:embed="rId8"/>
+                    <a:stretch>
+                      <a:fillRect/>
+                    </a:stretch>
+                  </pic:blipFill>
+                  <pic:spPr>
+                    <a:xfrm>
+                      <a:off x="0" y="0"/>
+                      <a:ext cx="6645910" cy="3317240"/>
+                    </a:xfrm>
+                    <a:prstGeom prst="rect">
+                      <a:avLst/>
+                    </a:prstGeom>
+                  </pic:spPr>
+                </pic:pic>
+              </a:graphicData>
+            </a:graphic>
+          </wp:inline>
+        </w:drawing>
+      </w:r>
+    </w:p>
+    <w:p>
+      <w:pPr>
+        <w:rPr>
+          <w:sz w:val="24"/>
+          <w:szCs w:val="24"/>
+        </w:rPr>
+      </w:pPr>
+      <w:r>
+        <w:rPr>
+          <w:sz w:val="24"/>
+          <w:szCs w:val="24"/>
+        </w:rPr>
+        <w:t>Also Added ENVS to the workspace.</w:t>
+      </w:r>
+    </w:p>
+    <w:p>
+      <w:pPr>
+        <w:rPr>
+          <w:sz w:val="24"/>
+          <w:szCs w:val="24"/>
+        </w:rPr>
+      </w:pPr>
+      <w:r>
+        <w:rPr>
+          <w:sz w:val="24"/>
+          <w:szCs w:val="24"/>
+        </w:rPr>
+        <w:t>Now integrating terraform Agent inside our Linux VM so that we can allow terraform to run their commands inside our Linux VM agent and also apply the commands as VM is assigned with proper RBAC role to create resources through terraform:</w:t>
+      </w:r>
+    </w:p>
+    <w:p>
+      <w:pPr>
+        <w:rPr>
+          <w:sz w:val="24"/>
+          <w:szCs w:val="24"/>
+        </w:rPr>
+      </w:pPr>
+      <w:r>
+        <w:rPr>
+          <w:sz w:val="24"/>
+          <w:szCs w:val="24"/>
+        </w:rPr>
+        <w:drawing>
+          <wp:inline distT="0" distB="0" distL="0" distR="0" wp14:anchorId="193DD6DE" wp14:editId="62E7629B">
+            <wp:extent cx="6645910" cy="3240405"/>
+            <wp:effectExtent l="0" t="0" r="2540" b="0"/>
+            <wp:docPr id="17830709" name="Picture 1"/>
+            <wp:cNvGraphicFramePr>
+              <a:graphicFrameLocks xmlns:a="http://schemas.openxmlformats.org/drawingml/2006/main" noChangeAspect="1"/>
+            </wp:cNvGraphicFramePr>
+            <a:graphic xmlns:a="http://schemas.openxmlformats.org/drawingml/2006/main">
+              <a:graphicData uri="http://schemas.openxmlformats.org/drawingml/2006/picture">
+                <pic:pic xmlns:pic="http://schemas.openxmlformats.org/drawingml/2006/picture">
+                  <pic:nvPicPr>
+                    <pic:cNvPr id="17830709" name=""/>
+                    <pic:cNvPicPr/>
+                  </pic:nvPicPr>
+                  <pic:blipFill>
+                    <a:blip r:embed="rId9"/>
+                    <a:stretch>
+                      <a:fillRect/>
+                    </a:stretch>
+                  </pic:blipFill>
+                  <pic:spPr>
+                    <a:xfrm>
+                      <a:off x="0" y="0"/>
+                      <a:ext cx="6645910" cy="3240405"/>
+                    </a:xfrm>
+                    <a:prstGeom prst="rect">
+                      <a:avLst/>
+                    </a:prstGeom>
+                  </pic:spPr>
+                </pic:pic>
+              </a:graphicData>
+            </a:graphic>
+          </wp:inline>
+        </w:drawing>
+      </w:r>
+    </w:p>
+    <w:p>
+      <w:pPr>
+        <w:rPr>
+          <w:sz w:val="24"/>
+          <w:szCs w:val="24"/>
+        </w:rPr>
+      </w:pPr>
+    </w:p>
+    <w:p>
+      <w:pPr>
+        <w:rPr>
+          <w:sz w:val="24"/>
+          <w:szCs w:val="24"/>
+        </w:rPr>
+      </w:pPr>
+    </w:p>
+    <w:p>
+      <w:pPr>
+        <w:rPr>
+          <w:sz w:val="24"/>
+          <w:szCs w:val="24"/>
+        </w:rPr>
+      </w:pPr>
+      <w:r>
+        <w:rPr>
+          <w:sz w:val="24"/>
+          <w:szCs w:val="24"/>
+        </w:rPr>
+        <w:lastRenderedPageBreak/>
+        <w:t>Setup the agent in vm:</w:t>
+      </w:r>
+    </w:p>
+    <w:p>
+      <w:pPr>
+        <w:rPr>
+          <w:sz w:val="24"/>
+          <w:szCs w:val="24"/>
+        </w:rPr>
+      </w:pPr>
+      <w:r>
+        <w:rPr>
+          <w:sz w:val="24"/>
+          <w:szCs w:val="24"/>
+        </w:rPr>
+        <w:drawing>
+          <wp:inline distT="0" distB="0" distL="0" distR="0" wp14:anchorId="0AA94ED2" wp14:editId="0632B983">
+            <wp:extent cx="6645910" cy="4370705"/>
+            <wp:effectExtent l="0" t="0" r="2540" b="0"/>
+            <wp:docPr id="444838560" name="Picture 1"/>
+            <wp:cNvGraphicFramePr>
+              <a:graphicFrameLocks xmlns:a="http://schemas.openxmlformats.org/drawingml/2006/main" noChangeAspect="1"/>
+            </wp:cNvGraphicFramePr>
+            <a:graphic xmlns:a="http://schemas.openxmlformats.org/drawingml/2006/main">
+              <a:graphicData uri="http://schemas.openxmlformats.org/drawingml/2006/picture">
+                <pic:pic xmlns:pic="http://schemas.openxmlformats.org/drawingml/2006/picture">
+                  <pic:nvPicPr>
+                    <pic:cNvPr id="444838560" name=""/>
+                    <pic:cNvPicPr/>
+                  </pic:nvPicPr>
+                  <pic:blipFill>
+                    <a:blip r:embed="rId10"/>
+                    <a:stretch>
+                      <a:fillRect/>
+                    </a:stretch>
+                  </pic:blipFill>
+                  <pic:spPr>
+                    <a:xfrm>
+                      <a:off x="0" y="0"/>
+                      <a:ext cx="6645910" cy="4370705"/>
+                    </a:xfrm>
+                    <a:prstGeom prst="rect">
+                      <a:avLst/>
+                    </a:prstGeom>
+                  </pic:spPr>
+                </pic:pic>
+              </a:graphicData>
+            </a:graphic>
+          </wp:inline>
+        </w:drawing>
+      </w:r>
+    </w:p>
+    <w:p>
+      <w:pPr>
+        <w:rPr>
+          <w:sz w:val="24"/>
+          <w:szCs w:val="24"/>
+        </w:rPr>
+      </w:pPr>
+    </w:p>
+    <w:p>
+      <w:pPr>
+        <w:rPr>
+          <w:sz w:val="24"/>
+          <w:szCs w:val="24"/>
+        </w:rPr>
+      </w:pPr>
+      <w:r>
+        <w:rPr>
+          <w:sz w:val="24"/>
+          <w:szCs w:val="24"/>
+        </w:rPr>
+        <w:t>Setup using docker image command and run the container.</w:t>
+      </w:r>
+    </w:p>
+    <w:p>
+      <w:pPr>
+        <w:rPr>
+          <w:sz w:val="24"/>
+          <w:szCs w:val="24"/>
+        </w:rPr>
+      </w:pPr>
+      <w:r>
+        <w:rPr>
+          <w:sz w:val="24"/>
+          <w:szCs w:val="24"/>
+        </w:rPr>
+        <w:drawing>
+          <wp:inline distT="0" distB="0" distL="0" distR="0" wp14:anchorId="25AC98AC" wp14:editId="5DC9E585">
+            <wp:extent cx="6645910" cy="3021330"/>
+            <wp:effectExtent l="0" t="0" r="2540" b="7620"/>
+            <wp:docPr id="2072584999" name="Picture 1"/>
+            <wp:cNvGraphicFramePr>
+              <a:graphicFrameLocks xmlns:a="http://schemas.openxmlformats.org/drawingml/2006/main" noChangeAspect="1"/>
+            </wp:cNvGraphicFramePr>
+            <a:graphic xmlns:a="http://schemas.openxmlformats.org/drawingml/2006/main">
+              <a:graphicData uri="http://schemas.openxmlformats.org/drawingml/2006/picture">
+                <pic:pic xmlns:pic="http://schemas.openxmlformats.org/drawingml/2006/picture">
+                  <pic:nvPicPr>
+                    <pic:cNvPr id="2072584999" name=""/>
+                    <pic:cNvPicPr/>
+                  </pic:nvPicPr>
+                  <pic:blipFill>
+                    <a:blip r:embed="rId11"/>
+                    <a:stretch>
+                      <a:fillRect/>
+                    </a:stretch>
+                  </pic:blipFill>
+                  <pic:spPr>
+                    <a:xfrm>
+                      <a:off x="0" y="0"/>
+                      <a:ext cx="6645910" cy="3021330"/>
                     </a:xfrm>
                     <a:prstGeom prst="rect">
                       <a:avLst/>

--- a/Documentation.docx
+++ b/Documentation.docx
@@ -15,37 +15,85 @@
           <w:sz w:val="28"/>
           <w:szCs w:val="28"/>
         </w:rPr>
-        <w:t>Connecting Github &lt;-&gt; Terraform Cloud &lt;-&gt; Azure Resources</w:t>
-      </w:r>
-    </w:p>
-    <w:p>
-      <w:pPr>
+        <w:t xml:space="preserve">Connecting </w:t>
+      </w:r>
+      <w:proofErr w:type="spellStart"/>
+      <w:r>
         <w:rPr>
           <w:sz w:val="28"/>
           <w:szCs w:val="28"/>
         </w:rPr>
-      </w:pPr>
-    </w:p>
-    <w:p>
-      <w:pPr>
-        <w:rPr>
-          <w:sz w:val="24"/>
-          <w:szCs w:val="24"/>
-        </w:rPr>
-      </w:pPr>
-      <w:r>
-        <w:rPr>
-          <w:sz w:val="24"/>
-          <w:szCs w:val="24"/>
-        </w:rPr>
-        <w:t>As we are sending workloads from Github to terraform</w:t>
-      </w:r>
-      <w:r>
-        <w:rPr>
-          <w:sz w:val="24"/>
-          <w:szCs w:val="24"/>
-        </w:rPr>
-        <w:t>, Github Needs authentication so it will be giving Client ID, secret and call back URL to terraform</w:t>
+        <w:t>Github</w:t>
+      </w:r>
+      <w:proofErr w:type="spellEnd"/>
+      <w:r>
+        <w:rPr>
+          <w:sz w:val="28"/>
+          <w:szCs w:val="28"/>
+        </w:rPr>
+        <w:t xml:space="preserve"> &lt;-&gt; Terraform Cloud &lt;-&gt; Azure Resources</w:t>
+      </w:r>
+    </w:p>
+    <w:p>
+      <w:pPr>
+        <w:rPr>
+          <w:sz w:val="28"/>
+          <w:szCs w:val="28"/>
+        </w:rPr>
+      </w:pPr>
+    </w:p>
+    <w:p>
+      <w:pPr>
+        <w:rPr>
+          <w:sz w:val="24"/>
+          <w:szCs w:val="24"/>
+        </w:rPr>
+      </w:pPr>
+      <w:r>
+        <w:rPr>
+          <w:sz w:val="24"/>
+          <w:szCs w:val="24"/>
+        </w:rPr>
+        <w:t xml:space="preserve">As we are sending workloads from </w:t>
+      </w:r>
+      <w:proofErr w:type="spellStart"/>
+      <w:r>
+        <w:rPr>
+          <w:sz w:val="24"/>
+          <w:szCs w:val="24"/>
+        </w:rPr>
+        <w:t>Github</w:t>
+      </w:r>
+      <w:proofErr w:type="spellEnd"/>
+      <w:r>
+        <w:rPr>
+          <w:sz w:val="24"/>
+          <w:szCs w:val="24"/>
+        </w:rPr>
+        <w:t xml:space="preserve"> to terraform</w:t>
+      </w:r>
+      <w:r>
+        <w:rPr>
+          <w:sz w:val="24"/>
+          <w:szCs w:val="24"/>
+        </w:rPr>
+        <w:t xml:space="preserve">, </w:t>
+      </w:r>
+      <w:proofErr w:type="spellStart"/>
+      <w:r>
+        <w:rPr>
+          <w:sz w:val="24"/>
+          <w:szCs w:val="24"/>
+        </w:rPr>
+        <w:t>Github</w:t>
+      </w:r>
+      <w:proofErr w:type="spellEnd"/>
+      <w:r>
+        <w:rPr>
+          <w:sz w:val="24"/>
+          <w:szCs w:val="24"/>
+        </w:rPr>
+        <w:t xml:space="preserve"> Needs authentication so it will be giving Client ID, secret and call back URL to terraform</w:t>
       </w:r>
       <w:r>
         <w:rPr>
@@ -64,6 +112,7 @@
       </w:pPr>
       <w:r>
         <w:rPr>
+          <w:noProof/>
           <w:sz w:val="24"/>
           <w:szCs w:val="24"/>
         </w:rPr>
@@ -113,6 +162,7 @@
       </w:pPr>
       <w:r>
         <w:rPr>
+          <w:noProof/>
           <w:sz w:val="28"/>
           <w:szCs w:val="28"/>
         </w:rPr>
@@ -201,6 +251,7 @@
       </w:pPr>
       <w:r>
         <w:rPr>
+          <w:noProof/>
           <w:sz w:val="24"/>
           <w:szCs w:val="24"/>
         </w:rPr>
@@ -254,7 +305,41 @@
           <w:sz w:val="24"/>
           <w:szCs w:val="24"/>
         </w:rPr>
-        <w:t>As soon as we connect github with workspace, it will ask for terraform.tfvars variable values:</w:t>
+        <w:t xml:space="preserve">As soon as we connect </w:t>
+      </w:r>
+      <w:proofErr w:type="spellStart"/>
+      <w:r>
+        <w:rPr>
+          <w:sz w:val="24"/>
+          <w:szCs w:val="24"/>
+        </w:rPr>
+        <w:t>github</w:t>
+      </w:r>
+      <w:proofErr w:type="spellEnd"/>
+      <w:r>
+        <w:rPr>
+          <w:sz w:val="24"/>
+          <w:szCs w:val="24"/>
+        </w:rPr>
+        <w:t xml:space="preserve"> with workspace, it will ask for </w:t>
+      </w:r>
+      <w:proofErr w:type="spellStart"/>
+      <w:proofErr w:type="gramStart"/>
+      <w:r>
+        <w:rPr>
+          <w:sz w:val="24"/>
+          <w:szCs w:val="24"/>
+        </w:rPr>
+        <w:t>terraform.tfvars</w:t>
+      </w:r>
+      <w:proofErr w:type="spellEnd"/>
+      <w:proofErr w:type="gramEnd"/>
+      <w:r>
+        <w:rPr>
+          <w:sz w:val="24"/>
+          <w:szCs w:val="24"/>
+        </w:rPr>
+        <w:t xml:space="preserve"> variable values:</w:t>
       </w:r>
       <w:r>
         <w:rPr>
@@ -265,6 +350,7 @@
       </w:r>
       <w:r>
         <w:rPr>
+          <w:noProof/>
           <w:sz w:val="24"/>
           <w:szCs w:val="24"/>
         </w:rPr>
@@ -404,7 +490,23 @@
           <w:sz w:val="24"/>
           <w:szCs w:val="24"/>
         </w:rPr>
-        <w:t xml:space="preserve"> with Azure using VM and it’s managed identity</w:t>
+        <w:t xml:space="preserve"> with Azure using VM and </w:t>
+      </w:r>
+      <w:proofErr w:type="gramStart"/>
+      <w:r>
+        <w:rPr>
+          <w:sz w:val="24"/>
+          <w:szCs w:val="24"/>
+        </w:rPr>
+        <w:t>it’s</w:t>
+      </w:r>
+      <w:proofErr w:type="gramEnd"/>
+      <w:r>
+        <w:rPr>
+          <w:sz w:val="24"/>
+          <w:szCs w:val="24"/>
+        </w:rPr>
+        <w:t xml:space="preserve"> managed identity</w:t>
       </w:r>
       <w:r>
         <w:rPr>
@@ -441,18 +543,51 @@
           <w:sz w:val="24"/>
           <w:szCs w:val="24"/>
         </w:rPr>
-        <w:t>Assigning admin role at subs lebel to umi:</w:t>
-      </w:r>
-    </w:p>
-    <w:p>
-      <w:pPr>
-        <w:rPr>
-          <w:sz w:val="24"/>
-          <w:szCs w:val="24"/>
-        </w:rPr>
-      </w:pPr>
-      <w:r>
-        <w:rPr>
+        <w:t xml:space="preserve">Assigning admin role at subs </w:t>
+      </w:r>
+      <w:proofErr w:type="spellStart"/>
+      <w:r>
+        <w:rPr>
+          <w:sz w:val="24"/>
+          <w:szCs w:val="24"/>
+        </w:rPr>
+        <w:t>lebel</w:t>
+      </w:r>
+      <w:proofErr w:type="spellEnd"/>
+      <w:r>
+        <w:rPr>
+          <w:sz w:val="24"/>
+          <w:szCs w:val="24"/>
+        </w:rPr>
+        <w:t xml:space="preserve"> to </w:t>
+      </w:r>
+      <w:proofErr w:type="spellStart"/>
+      <w:r>
+        <w:rPr>
+          <w:sz w:val="24"/>
+          <w:szCs w:val="24"/>
+        </w:rPr>
+        <w:t>umi</w:t>
+      </w:r>
+      <w:proofErr w:type="spellEnd"/>
+      <w:r>
+        <w:rPr>
+          <w:sz w:val="24"/>
+          <w:szCs w:val="24"/>
+        </w:rPr>
+        <w:t>:</w:t>
+      </w:r>
+    </w:p>
+    <w:p>
+      <w:pPr>
+        <w:rPr>
+          <w:sz w:val="24"/>
+          <w:szCs w:val="24"/>
+        </w:rPr>
+      </w:pPr>
+      <w:r>
+        <w:rPr>
+          <w:noProof/>
           <w:sz w:val="24"/>
           <w:szCs w:val="24"/>
         </w:rPr>
@@ -532,6 +667,7 @@
       </w:pPr>
       <w:r>
         <w:rPr>
+          <w:noProof/>
           <w:sz w:val="24"/>
           <w:szCs w:val="24"/>
         </w:rPr>
@@ -601,18 +737,35 @@
           <w:szCs w:val="24"/>
         </w:rPr>
         <w:lastRenderedPageBreak/>
-        <w:t>Setup the agent in vm:</w:t>
-      </w:r>
-    </w:p>
-    <w:p>
-      <w:pPr>
-        <w:rPr>
-          <w:sz w:val="24"/>
-          <w:szCs w:val="24"/>
-        </w:rPr>
-      </w:pPr>
-      <w:r>
-        <w:rPr>
+        <w:t xml:space="preserve">Setup the agent in </w:t>
+      </w:r>
+      <w:proofErr w:type="spellStart"/>
+      <w:r>
+        <w:rPr>
+          <w:sz w:val="24"/>
+          <w:szCs w:val="24"/>
+        </w:rPr>
+        <w:t>vm</w:t>
+      </w:r>
+      <w:proofErr w:type="spellEnd"/>
+      <w:r>
+        <w:rPr>
+          <w:sz w:val="24"/>
+          <w:szCs w:val="24"/>
+        </w:rPr>
+        <w:t>:</w:t>
+      </w:r>
+    </w:p>
+    <w:p>
+      <w:pPr>
+        <w:rPr>
+          <w:sz w:val="24"/>
+          <w:szCs w:val="24"/>
+        </w:rPr>
+      </w:pPr>
+      <w:r>
+        <w:rPr>
+          <w:noProof/>
           <w:sz w:val="24"/>
           <w:szCs w:val="24"/>
         </w:rPr>
@@ -685,6 +838,7 @@
       </w:pPr>
       <w:r>
         <w:rPr>
+          <w:noProof/>
           <w:sz w:val="24"/>
           <w:szCs w:val="24"/>
         </w:rPr>
@@ -713,6 +867,88 @@
                     <a:xfrm>
                       <a:off x="0" y="0"/>
                       <a:ext cx="6645910" cy="3021330"/>
+                    </a:xfrm>
+                    <a:prstGeom prst="rect">
+                      <a:avLst/>
+                    </a:prstGeom>
+                  </pic:spPr>
+                </pic:pic>
+              </a:graphicData>
+            </a:graphic>
+          </wp:inline>
+        </w:drawing>
+      </w:r>
+    </w:p>
+    <w:p>
+      <w:pPr>
+        <w:rPr>
+          <w:sz w:val="24"/>
+          <w:szCs w:val="24"/>
+        </w:rPr>
+      </w:pPr>
+    </w:p>
+    <w:p>
+      <w:pPr>
+        <w:rPr>
+          <w:sz w:val="24"/>
+          <w:szCs w:val="24"/>
+        </w:rPr>
+      </w:pPr>
+    </w:p>
+    <w:p>
+      <w:pPr>
+        <w:rPr>
+          <w:sz w:val="24"/>
+          <w:szCs w:val="24"/>
+        </w:rPr>
+      </w:pPr>
+    </w:p>
+    <w:p>
+      <w:pPr>
+        <w:rPr>
+          <w:sz w:val="24"/>
+          <w:szCs w:val="24"/>
+        </w:rPr>
+      </w:pPr>
+    </w:p>
+    <w:p>
+      <w:pPr>
+        <w:rPr>
+          <w:sz w:val="24"/>
+          <w:szCs w:val="24"/>
+        </w:rPr>
+      </w:pPr>
+      <w:r>
+        <w:rPr>
+          <w:sz w:val="24"/>
+          <w:szCs w:val="24"/>
+        </w:rPr>
+        <w:lastRenderedPageBreak/>
+        <w:drawing>
+          <wp:inline distT="0" distB="0" distL="0" distR="0" wp14:anchorId="26048C2B" wp14:editId="1DCFCF75">
+            <wp:extent cx="6645910" cy="3216275"/>
+            <wp:effectExtent l="0" t="0" r="2540" b="3175"/>
+            <wp:docPr id="77289561" name="Picture 1"/>
+            <wp:cNvGraphicFramePr>
+              <a:graphicFrameLocks xmlns:a="http://schemas.openxmlformats.org/drawingml/2006/main" noChangeAspect="1"/>
+            </wp:cNvGraphicFramePr>
+            <a:graphic xmlns:a="http://schemas.openxmlformats.org/drawingml/2006/main">
+              <a:graphicData uri="http://schemas.openxmlformats.org/drawingml/2006/picture">
+                <pic:pic xmlns:pic="http://schemas.openxmlformats.org/drawingml/2006/picture">
+                  <pic:nvPicPr>
+                    <pic:cNvPr id="77289561" name=""/>
+                    <pic:cNvPicPr/>
+                  </pic:nvPicPr>
+                  <pic:blipFill>
+                    <a:blip r:embed="rId12"/>
+                    <a:stretch>
+                      <a:fillRect/>
+                    </a:stretch>
+                  </pic:blipFill>
+                  <pic:spPr>
+                    <a:xfrm>
+                      <a:off x="0" y="0"/>
+                      <a:ext cx="6645910" cy="3216275"/>
                     </a:xfrm>
                     <a:prstGeom prst="rect">
                       <a:avLst/>

--- a/Documentation.docx
+++ b/Documentation.docx
@@ -15,85 +15,37 @@
           <w:sz w:val="28"/>
           <w:szCs w:val="28"/>
         </w:rPr>
-        <w:t xml:space="preserve">Connecting </w:t>
-      </w:r>
-      <w:proofErr w:type="spellStart"/>
-      <w:r>
+        <w:t>Connecting Github &lt;-&gt; Terraform Cloud &lt;-&gt; Azure Resources</w:t>
+      </w:r>
+    </w:p>
+    <w:p>
+      <w:pPr>
         <w:rPr>
           <w:sz w:val="28"/>
           <w:szCs w:val="28"/>
         </w:rPr>
-        <w:t>Github</w:t>
-      </w:r>
-      <w:proofErr w:type="spellEnd"/>
-      <w:r>
-        <w:rPr>
-          <w:sz w:val="28"/>
-          <w:szCs w:val="28"/>
-        </w:rPr>
-        <w:t xml:space="preserve"> &lt;-&gt; Terraform Cloud &lt;-&gt; Azure Resources</w:t>
-      </w:r>
-    </w:p>
-    <w:p>
-      <w:pPr>
-        <w:rPr>
-          <w:sz w:val="28"/>
-          <w:szCs w:val="28"/>
-        </w:rPr>
-      </w:pPr>
-    </w:p>
-    <w:p>
-      <w:pPr>
-        <w:rPr>
-          <w:sz w:val="24"/>
-          <w:szCs w:val="24"/>
-        </w:rPr>
-      </w:pPr>
-      <w:r>
-        <w:rPr>
-          <w:sz w:val="24"/>
-          <w:szCs w:val="24"/>
-        </w:rPr>
-        <w:t xml:space="preserve">As we are sending workloads from </w:t>
-      </w:r>
-      <w:proofErr w:type="spellStart"/>
-      <w:r>
-        <w:rPr>
-          <w:sz w:val="24"/>
-          <w:szCs w:val="24"/>
-        </w:rPr>
-        <w:t>Github</w:t>
-      </w:r>
-      <w:proofErr w:type="spellEnd"/>
-      <w:r>
-        <w:rPr>
-          <w:sz w:val="24"/>
-          <w:szCs w:val="24"/>
-        </w:rPr>
-        <w:t xml:space="preserve"> to terraform</w:t>
-      </w:r>
-      <w:r>
-        <w:rPr>
-          <w:sz w:val="24"/>
-          <w:szCs w:val="24"/>
-        </w:rPr>
-        <w:t xml:space="preserve">, </w:t>
-      </w:r>
-      <w:proofErr w:type="spellStart"/>
-      <w:r>
-        <w:rPr>
-          <w:sz w:val="24"/>
-          <w:szCs w:val="24"/>
-        </w:rPr>
-        <w:t>Github</w:t>
-      </w:r>
-      <w:proofErr w:type="spellEnd"/>
-      <w:r>
-        <w:rPr>
-          <w:sz w:val="24"/>
-          <w:szCs w:val="24"/>
-        </w:rPr>
-        <w:t xml:space="preserve"> Needs authentication so it will be giving Client ID, secret and call back URL to terraform</w:t>
+      </w:pPr>
+    </w:p>
+    <w:p>
+      <w:pPr>
+        <w:rPr>
+          <w:sz w:val="24"/>
+          <w:szCs w:val="24"/>
+        </w:rPr>
+      </w:pPr>
+      <w:r>
+        <w:rPr>
+          <w:sz w:val="24"/>
+          <w:szCs w:val="24"/>
+        </w:rPr>
+        <w:t>As we are sending workloads from Github to terraform</w:t>
+      </w:r>
+      <w:r>
+        <w:rPr>
+          <w:sz w:val="24"/>
+          <w:szCs w:val="24"/>
+        </w:rPr>
+        <w:t>, Github Needs authentication so it will be giving Client ID, secret and call back URL to terraform</w:t>
       </w:r>
       <w:r>
         <w:rPr>
@@ -305,41 +257,7 @@
           <w:sz w:val="24"/>
           <w:szCs w:val="24"/>
         </w:rPr>
-        <w:t xml:space="preserve">As soon as we connect </w:t>
-      </w:r>
-      <w:proofErr w:type="spellStart"/>
-      <w:r>
-        <w:rPr>
-          <w:sz w:val="24"/>
-          <w:szCs w:val="24"/>
-        </w:rPr>
-        <w:t>github</w:t>
-      </w:r>
-      <w:proofErr w:type="spellEnd"/>
-      <w:r>
-        <w:rPr>
-          <w:sz w:val="24"/>
-          <w:szCs w:val="24"/>
-        </w:rPr>
-        <w:t xml:space="preserve"> with workspace, it will ask for </w:t>
-      </w:r>
-      <w:proofErr w:type="spellStart"/>
-      <w:proofErr w:type="gramStart"/>
-      <w:r>
-        <w:rPr>
-          <w:sz w:val="24"/>
-          <w:szCs w:val="24"/>
-        </w:rPr>
-        <w:t>terraform.tfvars</w:t>
-      </w:r>
-      <w:proofErr w:type="spellEnd"/>
-      <w:proofErr w:type="gramEnd"/>
-      <w:r>
-        <w:rPr>
-          <w:sz w:val="24"/>
-          <w:szCs w:val="24"/>
-        </w:rPr>
-        <w:t xml:space="preserve"> variable values:</w:t>
+        <w:t>As soon as we connect github with workspace, it will ask for terraform.tfvars variable values:</w:t>
       </w:r>
       <w:r>
         <w:rPr>
@@ -490,23 +408,7 @@
           <w:sz w:val="24"/>
           <w:szCs w:val="24"/>
         </w:rPr>
-        <w:t xml:space="preserve"> with Azure using VM and </w:t>
-      </w:r>
-      <w:proofErr w:type="gramStart"/>
-      <w:r>
-        <w:rPr>
-          <w:sz w:val="24"/>
-          <w:szCs w:val="24"/>
-        </w:rPr>
-        <w:t>it’s</w:t>
-      </w:r>
-      <w:proofErr w:type="gramEnd"/>
-      <w:r>
-        <w:rPr>
-          <w:sz w:val="24"/>
-          <w:szCs w:val="24"/>
-        </w:rPr>
-        <w:t xml:space="preserve"> managed identity</w:t>
+        <w:t xml:space="preserve"> with Azure using VM and it’s managed identity</w:t>
       </w:r>
       <w:r>
         <w:rPr>
@@ -543,39 +445,7 @@
           <w:sz w:val="24"/>
           <w:szCs w:val="24"/>
         </w:rPr>
-        <w:t xml:space="preserve">Assigning admin role at subs </w:t>
-      </w:r>
-      <w:proofErr w:type="spellStart"/>
-      <w:r>
-        <w:rPr>
-          <w:sz w:val="24"/>
-          <w:szCs w:val="24"/>
-        </w:rPr>
-        <w:t>lebel</w:t>
-      </w:r>
-      <w:proofErr w:type="spellEnd"/>
-      <w:r>
-        <w:rPr>
-          <w:sz w:val="24"/>
-          <w:szCs w:val="24"/>
-        </w:rPr>
-        <w:t xml:space="preserve"> to </w:t>
-      </w:r>
-      <w:proofErr w:type="spellStart"/>
-      <w:r>
-        <w:rPr>
-          <w:sz w:val="24"/>
-          <w:szCs w:val="24"/>
-        </w:rPr>
-        <w:t>umi</w:t>
-      </w:r>
-      <w:proofErr w:type="spellEnd"/>
-      <w:r>
-        <w:rPr>
-          <w:sz w:val="24"/>
-          <w:szCs w:val="24"/>
-        </w:rPr>
-        <w:t>:</w:t>
+        <w:t>Assigning admin role at subs lebel to umi:</w:t>
       </w:r>
     </w:p>
     <w:p>
@@ -739,15 +609,13 @@
         <w:lastRenderedPageBreak/>
         <w:t xml:space="preserve">Setup the agent in </w:t>
       </w:r>
-      <w:proofErr w:type="spellStart"/>
-      <w:r>
-        <w:rPr>
-          <w:sz w:val="24"/>
-          <w:szCs w:val="24"/>
-        </w:rPr>
-        <w:t>vm</w:t>
-      </w:r>
-      <w:proofErr w:type="spellEnd"/>
+      <w:r>
+        <w:rPr>
+          <w:sz w:val="24"/>
+          <w:szCs w:val="24"/>
+        </w:rPr>
+        <w:t>VM</w:t>
+      </w:r>
       <w:r>
         <w:rPr>
           <w:sz w:val="24"/>
@@ -949,6 +817,514 @@
                     <a:xfrm>
                       <a:off x="0" y="0"/>
                       <a:ext cx="6645910" cy="3216275"/>
+                    </a:xfrm>
+                    <a:prstGeom prst="rect">
+                      <a:avLst/>
+                    </a:prstGeom>
+                  </pic:spPr>
+                </pic:pic>
+              </a:graphicData>
+            </a:graphic>
+          </wp:inline>
+        </w:drawing>
+      </w:r>
+    </w:p>
+    <w:p>
+      <w:pPr>
+        <w:rPr>
+          <w:sz w:val="24"/>
+          <w:szCs w:val="24"/>
+        </w:rPr>
+      </w:pPr>
+      <w:r>
+        <w:rPr>
+          <w:sz w:val="24"/>
+          <w:szCs w:val="24"/>
+        </w:rPr>
+        <w:drawing>
+          <wp:inline distT="0" distB="0" distL="0" distR="0" wp14:anchorId="03B82674" wp14:editId="08E4A47E">
+            <wp:extent cx="6645910" cy="3261995"/>
+            <wp:effectExtent l="0" t="0" r="2540" b="0"/>
+            <wp:docPr id="1276387955" name="Picture 1"/>
+            <wp:cNvGraphicFramePr>
+              <a:graphicFrameLocks xmlns:a="http://schemas.openxmlformats.org/drawingml/2006/main" noChangeAspect="1"/>
+            </wp:cNvGraphicFramePr>
+            <a:graphic xmlns:a="http://schemas.openxmlformats.org/drawingml/2006/main">
+              <a:graphicData uri="http://schemas.openxmlformats.org/drawingml/2006/picture">
+                <pic:pic xmlns:pic="http://schemas.openxmlformats.org/drawingml/2006/picture">
+                  <pic:nvPicPr>
+                    <pic:cNvPr id="1276387955" name=""/>
+                    <pic:cNvPicPr/>
+                  </pic:nvPicPr>
+                  <pic:blipFill>
+                    <a:blip r:embed="rId13"/>
+                    <a:stretch>
+                      <a:fillRect/>
+                    </a:stretch>
+                  </pic:blipFill>
+                  <pic:spPr>
+                    <a:xfrm>
+                      <a:off x="0" y="0"/>
+                      <a:ext cx="6645910" cy="3261995"/>
+                    </a:xfrm>
+                    <a:prstGeom prst="rect">
+                      <a:avLst/>
+                    </a:prstGeom>
+                  </pic:spPr>
+                </pic:pic>
+              </a:graphicData>
+            </a:graphic>
+          </wp:inline>
+        </w:drawing>
+      </w:r>
+    </w:p>
+    <w:p>
+      <w:pPr>
+        <w:rPr>
+          <w:sz w:val="24"/>
+          <w:szCs w:val="24"/>
+        </w:rPr>
+      </w:pPr>
+      <w:r>
+        <w:rPr>
+          <w:sz w:val="24"/>
+          <w:szCs w:val="24"/>
+        </w:rPr>
+        <w:drawing>
+          <wp:inline distT="0" distB="0" distL="0" distR="0" wp14:anchorId="5BF1772D" wp14:editId="30556759">
+            <wp:extent cx="6645910" cy="2569210"/>
+            <wp:effectExtent l="0" t="0" r="2540" b="2540"/>
+            <wp:docPr id="697466003" name="Picture 1"/>
+            <wp:cNvGraphicFramePr>
+              <a:graphicFrameLocks xmlns:a="http://schemas.openxmlformats.org/drawingml/2006/main" noChangeAspect="1"/>
+            </wp:cNvGraphicFramePr>
+            <a:graphic xmlns:a="http://schemas.openxmlformats.org/drawingml/2006/main">
+              <a:graphicData uri="http://schemas.openxmlformats.org/drawingml/2006/picture">
+                <pic:pic xmlns:pic="http://schemas.openxmlformats.org/drawingml/2006/picture">
+                  <pic:nvPicPr>
+                    <pic:cNvPr id="697466003" name=""/>
+                    <pic:cNvPicPr/>
+                  </pic:nvPicPr>
+                  <pic:blipFill>
+                    <a:blip r:embed="rId14"/>
+                    <a:stretch>
+                      <a:fillRect/>
+                    </a:stretch>
+                  </pic:blipFill>
+                  <pic:spPr>
+                    <a:xfrm>
+                      <a:off x="0" y="0"/>
+                      <a:ext cx="6645910" cy="2569210"/>
+                    </a:xfrm>
+                    <a:prstGeom prst="rect">
+                      <a:avLst/>
+                    </a:prstGeom>
+                  </pic:spPr>
+                </pic:pic>
+              </a:graphicData>
+            </a:graphic>
+          </wp:inline>
+        </w:drawing>
+      </w:r>
+    </w:p>
+    <w:p>
+      <w:pPr>
+        <w:rPr>
+          <w:sz w:val="24"/>
+          <w:szCs w:val="24"/>
+        </w:rPr>
+      </w:pPr>
+    </w:p>
+    <w:p>
+      <w:pPr>
+        <w:rPr>
+          <w:sz w:val="24"/>
+          <w:szCs w:val="24"/>
+        </w:rPr>
+      </w:pPr>
+      <w:r>
+        <w:rPr>
+          <w:sz w:val="24"/>
+          <w:szCs w:val="24"/>
+        </w:rPr>
+        <w:lastRenderedPageBreak/>
+        <w:drawing>
+          <wp:inline distT="0" distB="0" distL="0" distR="0" wp14:anchorId="4823B3EE" wp14:editId="3BF55494">
+            <wp:extent cx="6645910" cy="3712210"/>
+            <wp:effectExtent l="0" t="0" r="2540" b="2540"/>
+            <wp:docPr id="498703485" name="Picture 1"/>
+            <wp:cNvGraphicFramePr>
+              <a:graphicFrameLocks xmlns:a="http://schemas.openxmlformats.org/drawingml/2006/main" noChangeAspect="1"/>
+            </wp:cNvGraphicFramePr>
+            <a:graphic xmlns:a="http://schemas.openxmlformats.org/drawingml/2006/main">
+              <a:graphicData uri="http://schemas.openxmlformats.org/drawingml/2006/picture">
+                <pic:pic xmlns:pic="http://schemas.openxmlformats.org/drawingml/2006/picture">
+                  <pic:nvPicPr>
+                    <pic:cNvPr id="498703485" name=""/>
+                    <pic:cNvPicPr/>
+                  </pic:nvPicPr>
+                  <pic:blipFill>
+                    <a:blip r:embed="rId15"/>
+                    <a:stretch>
+                      <a:fillRect/>
+                    </a:stretch>
+                  </pic:blipFill>
+                  <pic:spPr>
+                    <a:xfrm>
+                      <a:off x="0" y="0"/>
+                      <a:ext cx="6645910" cy="3712210"/>
+                    </a:xfrm>
+                    <a:prstGeom prst="rect">
+                      <a:avLst/>
+                    </a:prstGeom>
+                  </pic:spPr>
+                </pic:pic>
+              </a:graphicData>
+            </a:graphic>
+          </wp:inline>
+        </w:drawing>
+      </w:r>
+    </w:p>
+    <w:p>
+      <w:pPr>
+        <w:rPr>
+          <w:sz w:val="24"/>
+          <w:szCs w:val="24"/>
+        </w:rPr>
+      </w:pPr>
+    </w:p>
+    <w:p>
+      <w:pPr>
+        <w:rPr>
+          <w:sz w:val="24"/>
+          <w:szCs w:val="24"/>
+        </w:rPr>
+      </w:pPr>
+      <w:r>
+        <w:rPr>
+          <w:sz w:val="24"/>
+          <w:szCs w:val="24"/>
+        </w:rPr>
+        <w:drawing>
+          <wp:inline distT="0" distB="0" distL="0" distR="0" wp14:anchorId="5C4DA7D8" wp14:editId="641A5272">
+            <wp:extent cx="6645910" cy="3228340"/>
+            <wp:effectExtent l="0" t="0" r="2540" b="0"/>
+            <wp:docPr id="1445375444" name="Picture 1"/>
+            <wp:cNvGraphicFramePr>
+              <a:graphicFrameLocks xmlns:a="http://schemas.openxmlformats.org/drawingml/2006/main" noChangeAspect="1"/>
+            </wp:cNvGraphicFramePr>
+            <a:graphic xmlns:a="http://schemas.openxmlformats.org/drawingml/2006/main">
+              <a:graphicData uri="http://schemas.openxmlformats.org/drawingml/2006/picture">
+                <pic:pic xmlns:pic="http://schemas.openxmlformats.org/drawingml/2006/picture">
+                  <pic:nvPicPr>
+                    <pic:cNvPr id="1445375444" name=""/>
+                    <pic:cNvPicPr/>
+                  </pic:nvPicPr>
+                  <pic:blipFill>
+                    <a:blip r:embed="rId16"/>
+                    <a:stretch>
+                      <a:fillRect/>
+                    </a:stretch>
+                  </pic:blipFill>
+                  <pic:spPr>
+                    <a:xfrm>
+                      <a:off x="0" y="0"/>
+                      <a:ext cx="6645910" cy="3228340"/>
+                    </a:xfrm>
+                    <a:prstGeom prst="rect">
+                      <a:avLst/>
+                    </a:prstGeom>
+                  </pic:spPr>
+                </pic:pic>
+              </a:graphicData>
+            </a:graphic>
+          </wp:inline>
+        </w:drawing>
+      </w:r>
+    </w:p>
+    <w:p>
+      <w:pPr>
+        <w:rPr>
+          <w:sz w:val="24"/>
+          <w:szCs w:val="24"/>
+        </w:rPr>
+      </w:pPr>
+      <w:r>
+        <w:rPr>
+          <w:sz w:val="24"/>
+          <w:szCs w:val="24"/>
+        </w:rPr>
+        <w:lastRenderedPageBreak/>
+        <w:drawing>
+          <wp:inline distT="0" distB="0" distL="0" distR="0" wp14:anchorId="7D1629B1" wp14:editId="6559FD40">
+            <wp:extent cx="6645910" cy="4370705"/>
+            <wp:effectExtent l="0" t="0" r="2540" b="0"/>
+            <wp:docPr id="848916182" name="Picture 1"/>
+            <wp:cNvGraphicFramePr>
+              <a:graphicFrameLocks xmlns:a="http://schemas.openxmlformats.org/drawingml/2006/main" noChangeAspect="1"/>
+            </wp:cNvGraphicFramePr>
+            <a:graphic xmlns:a="http://schemas.openxmlformats.org/drawingml/2006/main">
+              <a:graphicData uri="http://schemas.openxmlformats.org/drawingml/2006/picture">
+                <pic:pic xmlns:pic="http://schemas.openxmlformats.org/drawingml/2006/picture">
+                  <pic:nvPicPr>
+                    <pic:cNvPr id="848916182" name=""/>
+                    <pic:cNvPicPr/>
+                  </pic:nvPicPr>
+                  <pic:blipFill>
+                    <a:blip r:embed="rId17"/>
+                    <a:stretch>
+                      <a:fillRect/>
+                    </a:stretch>
+                  </pic:blipFill>
+                  <pic:spPr>
+                    <a:xfrm>
+                      <a:off x="0" y="0"/>
+                      <a:ext cx="6645910" cy="4370705"/>
+                    </a:xfrm>
+                    <a:prstGeom prst="rect">
+                      <a:avLst/>
+                    </a:prstGeom>
+                  </pic:spPr>
+                </pic:pic>
+              </a:graphicData>
+            </a:graphic>
+          </wp:inline>
+        </w:drawing>
+      </w:r>
+    </w:p>
+    <w:p>
+      <w:pPr>
+        <w:rPr>
+          <w:sz w:val="24"/>
+          <w:szCs w:val="24"/>
+        </w:rPr>
+      </w:pPr>
+    </w:p>
+    <w:p>
+      <w:pPr>
+        <w:rPr>
+          <w:sz w:val="24"/>
+          <w:szCs w:val="24"/>
+        </w:rPr>
+      </w:pPr>
+      <w:r>
+        <w:rPr>
+          <w:sz w:val="24"/>
+          <w:szCs w:val="24"/>
+        </w:rPr>
+        <w:t>For Multiple Subscription:</w:t>
+      </w:r>
+    </w:p>
+    <w:p>
+      <w:pPr>
+        <w:rPr>
+          <w:sz w:val="24"/>
+          <w:szCs w:val="24"/>
+        </w:rPr>
+      </w:pPr>
+      <w:r>
+        <w:rPr>
+          <w:sz w:val="24"/>
+          <w:szCs w:val="24"/>
+        </w:rPr>
+        <w:drawing>
+          <wp:inline distT="0" distB="0" distL="0" distR="0" wp14:anchorId="6328C667" wp14:editId="4A798829">
+            <wp:extent cx="6645910" cy="3694430"/>
+            <wp:effectExtent l="0" t="0" r="2540" b="1270"/>
+            <wp:docPr id="356331193" name="Picture 1"/>
+            <wp:cNvGraphicFramePr>
+              <a:graphicFrameLocks xmlns:a="http://schemas.openxmlformats.org/drawingml/2006/main" noChangeAspect="1"/>
+            </wp:cNvGraphicFramePr>
+            <a:graphic xmlns:a="http://schemas.openxmlformats.org/drawingml/2006/main">
+              <a:graphicData uri="http://schemas.openxmlformats.org/drawingml/2006/picture">
+                <pic:pic xmlns:pic="http://schemas.openxmlformats.org/drawingml/2006/picture">
+                  <pic:nvPicPr>
+                    <pic:cNvPr id="356331193" name=""/>
+                    <pic:cNvPicPr/>
+                  </pic:nvPicPr>
+                  <pic:blipFill>
+                    <a:blip r:embed="rId18"/>
+                    <a:stretch>
+                      <a:fillRect/>
+                    </a:stretch>
+                  </pic:blipFill>
+                  <pic:spPr>
+                    <a:xfrm>
+                      <a:off x="0" y="0"/>
+                      <a:ext cx="6645910" cy="3694430"/>
+                    </a:xfrm>
+                    <a:prstGeom prst="rect">
+                      <a:avLst/>
+                    </a:prstGeom>
+                  </pic:spPr>
+                </pic:pic>
+              </a:graphicData>
+            </a:graphic>
+          </wp:inline>
+        </w:drawing>
+      </w:r>
+    </w:p>
+    <w:p>
+      <w:pPr>
+        <w:rPr>
+          <w:sz w:val="24"/>
+          <w:szCs w:val="24"/>
+        </w:rPr>
+      </w:pPr>
+    </w:p>
+    <w:p>
+      <w:pPr>
+        <w:rPr>
+          <w:sz w:val="24"/>
+          <w:szCs w:val="24"/>
+        </w:rPr>
+      </w:pPr>
+    </w:p>
+    <w:p>
+      <w:pPr>
+        <w:rPr>
+          <w:sz w:val="24"/>
+          <w:szCs w:val="24"/>
+        </w:rPr>
+      </w:pPr>
+    </w:p>
+    <w:p>
+      <w:pPr>
+        <w:rPr>
+          <w:sz w:val="24"/>
+          <w:szCs w:val="24"/>
+        </w:rPr>
+      </w:pPr>
+      <w:r>
+        <w:rPr>
+          <w:sz w:val="24"/>
+          <w:szCs w:val="24"/>
+        </w:rPr>
+        <w:lastRenderedPageBreak/>
+        <w:drawing>
+          <wp:inline distT="0" distB="0" distL="0" distR="0" wp14:anchorId="504D3C7E" wp14:editId="3BE4401E">
+            <wp:extent cx="6645910" cy="3737610"/>
+            <wp:effectExtent l="0" t="0" r="2540" b="0"/>
+            <wp:docPr id="359884982" name="Picture 1"/>
+            <wp:cNvGraphicFramePr>
+              <a:graphicFrameLocks xmlns:a="http://schemas.openxmlformats.org/drawingml/2006/main" noChangeAspect="1"/>
+            </wp:cNvGraphicFramePr>
+            <a:graphic xmlns:a="http://schemas.openxmlformats.org/drawingml/2006/main">
+              <a:graphicData uri="http://schemas.openxmlformats.org/drawingml/2006/picture">
+                <pic:pic xmlns:pic="http://schemas.openxmlformats.org/drawingml/2006/picture">
+                  <pic:nvPicPr>
+                    <pic:cNvPr id="359884982" name=""/>
+                    <pic:cNvPicPr/>
+                  </pic:nvPicPr>
+                  <pic:blipFill>
+                    <a:blip r:embed="rId19"/>
+                    <a:stretch>
+                      <a:fillRect/>
+                    </a:stretch>
+                  </pic:blipFill>
+                  <pic:spPr>
+                    <a:xfrm>
+                      <a:off x="0" y="0"/>
+                      <a:ext cx="6645910" cy="3737610"/>
+                    </a:xfrm>
+                    <a:prstGeom prst="rect">
+                      <a:avLst/>
+                    </a:prstGeom>
+                  </pic:spPr>
+                </pic:pic>
+              </a:graphicData>
+            </a:graphic>
+          </wp:inline>
+        </w:drawing>
+      </w:r>
+    </w:p>
+    <w:p>
+      <w:pPr>
+        <w:rPr>
+          <w:sz w:val="24"/>
+          <w:szCs w:val="24"/>
+        </w:rPr>
+      </w:pPr>
+      <w:r>
+        <w:rPr>
+          <w:sz w:val="24"/>
+          <w:szCs w:val="24"/>
+        </w:rPr>
+        <w:drawing>
+          <wp:inline distT="0" distB="0" distL="0" distR="0" wp14:anchorId="5FAB6EE3" wp14:editId="50ECA765">
+            <wp:extent cx="6645910" cy="3474085"/>
+            <wp:effectExtent l="0" t="0" r="2540" b="0"/>
+            <wp:docPr id="670023734" name="Picture 1"/>
+            <wp:cNvGraphicFramePr>
+              <a:graphicFrameLocks xmlns:a="http://schemas.openxmlformats.org/drawingml/2006/main" noChangeAspect="1"/>
+            </wp:cNvGraphicFramePr>
+            <a:graphic xmlns:a="http://schemas.openxmlformats.org/drawingml/2006/main">
+              <a:graphicData uri="http://schemas.openxmlformats.org/drawingml/2006/picture">
+                <pic:pic xmlns:pic="http://schemas.openxmlformats.org/drawingml/2006/picture">
+                  <pic:nvPicPr>
+                    <pic:cNvPr id="670023734" name=""/>
+                    <pic:cNvPicPr/>
+                  </pic:nvPicPr>
+                  <pic:blipFill>
+                    <a:blip r:embed="rId20"/>
+                    <a:stretch>
+                      <a:fillRect/>
+                    </a:stretch>
+                  </pic:blipFill>
+                  <pic:spPr>
+                    <a:xfrm>
+                      <a:off x="0" y="0"/>
+                      <a:ext cx="6645910" cy="3474085"/>
+                    </a:xfrm>
+                    <a:prstGeom prst="rect">
+                      <a:avLst/>
+                    </a:prstGeom>
+                  </pic:spPr>
+                </pic:pic>
+              </a:graphicData>
+            </a:graphic>
+          </wp:inline>
+        </w:drawing>
+      </w:r>
+    </w:p>
+    <w:p>
+      <w:pPr>
+        <w:rPr>
+          <w:sz w:val="24"/>
+          <w:szCs w:val="24"/>
+        </w:rPr>
+      </w:pPr>
+      <w:r>
+        <w:rPr>
+          <w:sz w:val="24"/>
+          <w:szCs w:val="24"/>
+        </w:rPr>
+        <w:lastRenderedPageBreak/>
+        <w:drawing>
+          <wp:inline distT="0" distB="0" distL="0" distR="0" wp14:anchorId="37A4AB51" wp14:editId="434D111A">
+            <wp:extent cx="6462320" cy="7094835"/>
+            <wp:effectExtent l="0" t="0" r="0" b="0"/>
+            <wp:docPr id="1448695853" name="Picture 1"/>
+            <wp:cNvGraphicFramePr>
+              <a:graphicFrameLocks xmlns:a="http://schemas.openxmlformats.org/drawingml/2006/main" noChangeAspect="1"/>
+            </wp:cNvGraphicFramePr>
+            <a:graphic xmlns:a="http://schemas.openxmlformats.org/drawingml/2006/main">
+              <a:graphicData uri="http://schemas.openxmlformats.org/drawingml/2006/picture">
+                <pic:pic xmlns:pic="http://schemas.openxmlformats.org/drawingml/2006/picture">
+                  <pic:nvPicPr>
+                    <pic:cNvPr id="1448695853" name=""/>
+                    <pic:cNvPicPr/>
+                  </pic:nvPicPr>
+                  <pic:blipFill>
+                    <a:blip r:embed="rId21"/>
+                    <a:stretch>
+                      <a:fillRect/>
+                    </a:stretch>
+                  </pic:blipFill>
+                  <pic:spPr>
+                    <a:xfrm>
+                      <a:off x="0" y="0"/>
+                      <a:ext cx="6462320" cy="7094835"/>
                     </a:xfrm>
                     <a:prstGeom prst="rect">
                       <a:avLst/>

--- a/Documentation.docx
+++ b/Documentation.docx
@@ -15,37 +15,85 @@
           <w:sz w:val="28"/>
           <w:szCs w:val="28"/>
         </w:rPr>
-        <w:t>Connecting Github &lt;-&gt; Terraform Cloud &lt;-&gt; Azure Resources</w:t>
-      </w:r>
-    </w:p>
-    <w:p>
-      <w:pPr>
+        <w:t xml:space="preserve">Connecting </w:t>
+      </w:r>
+      <w:proofErr w:type="spellStart"/>
+      <w:r>
         <w:rPr>
           <w:sz w:val="28"/>
           <w:szCs w:val="28"/>
         </w:rPr>
-      </w:pPr>
-    </w:p>
-    <w:p>
-      <w:pPr>
-        <w:rPr>
-          <w:sz w:val="24"/>
-          <w:szCs w:val="24"/>
-        </w:rPr>
-      </w:pPr>
-      <w:r>
-        <w:rPr>
-          <w:sz w:val="24"/>
-          <w:szCs w:val="24"/>
-        </w:rPr>
-        <w:t>As we are sending workloads from Github to terraform</w:t>
-      </w:r>
-      <w:r>
-        <w:rPr>
-          <w:sz w:val="24"/>
-          <w:szCs w:val="24"/>
-        </w:rPr>
-        <w:t>, Github Needs authentication so it will be giving Client ID, secret and call back URL to terraform</w:t>
+        <w:t>Github</w:t>
+      </w:r>
+      <w:proofErr w:type="spellEnd"/>
+      <w:r>
+        <w:rPr>
+          <w:sz w:val="28"/>
+          <w:szCs w:val="28"/>
+        </w:rPr>
+        <w:t xml:space="preserve"> &lt;-&gt; Terraform Cloud &lt;-&gt; Azure Resources</w:t>
+      </w:r>
+    </w:p>
+    <w:p>
+      <w:pPr>
+        <w:rPr>
+          <w:sz w:val="28"/>
+          <w:szCs w:val="28"/>
+        </w:rPr>
+      </w:pPr>
+    </w:p>
+    <w:p>
+      <w:pPr>
+        <w:rPr>
+          <w:sz w:val="24"/>
+          <w:szCs w:val="24"/>
+        </w:rPr>
+      </w:pPr>
+      <w:r>
+        <w:rPr>
+          <w:sz w:val="24"/>
+          <w:szCs w:val="24"/>
+        </w:rPr>
+        <w:t xml:space="preserve">As we are sending workloads from </w:t>
+      </w:r>
+      <w:proofErr w:type="spellStart"/>
+      <w:r>
+        <w:rPr>
+          <w:sz w:val="24"/>
+          <w:szCs w:val="24"/>
+        </w:rPr>
+        <w:t>Github</w:t>
+      </w:r>
+      <w:proofErr w:type="spellEnd"/>
+      <w:r>
+        <w:rPr>
+          <w:sz w:val="24"/>
+          <w:szCs w:val="24"/>
+        </w:rPr>
+        <w:t xml:space="preserve"> to terraform</w:t>
+      </w:r>
+      <w:r>
+        <w:rPr>
+          <w:sz w:val="24"/>
+          <w:szCs w:val="24"/>
+        </w:rPr>
+        <w:t xml:space="preserve">, </w:t>
+      </w:r>
+      <w:proofErr w:type="spellStart"/>
+      <w:r>
+        <w:rPr>
+          <w:sz w:val="24"/>
+          <w:szCs w:val="24"/>
+        </w:rPr>
+        <w:t>Github</w:t>
+      </w:r>
+      <w:proofErr w:type="spellEnd"/>
+      <w:r>
+        <w:rPr>
+          <w:sz w:val="24"/>
+          <w:szCs w:val="24"/>
+        </w:rPr>
+        <w:t xml:space="preserve"> Needs authentication so it will be giving Client ID, secret and call back URL to terraform</w:t>
       </w:r>
       <w:r>
         <w:rPr>
@@ -257,7 +305,41 @@
           <w:sz w:val="24"/>
           <w:szCs w:val="24"/>
         </w:rPr>
-        <w:t>As soon as we connect github with workspace, it will ask for terraform.tfvars variable values:</w:t>
+        <w:t xml:space="preserve">As soon as we connect </w:t>
+      </w:r>
+      <w:proofErr w:type="spellStart"/>
+      <w:r>
+        <w:rPr>
+          <w:sz w:val="24"/>
+          <w:szCs w:val="24"/>
+        </w:rPr>
+        <w:t>github</w:t>
+      </w:r>
+      <w:proofErr w:type="spellEnd"/>
+      <w:r>
+        <w:rPr>
+          <w:sz w:val="24"/>
+          <w:szCs w:val="24"/>
+        </w:rPr>
+        <w:t xml:space="preserve"> with workspace, it will ask for </w:t>
+      </w:r>
+      <w:proofErr w:type="spellStart"/>
+      <w:proofErr w:type="gramStart"/>
+      <w:r>
+        <w:rPr>
+          <w:sz w:val="24"/>
+          <w:szCs w:val="24"/>
+        </w:rPr>
+        <w:t>terraform.tfvars</w:t>
+      </w:r>
+      <w:proofErr w:type="spellEnd"/>
+      <w:proofErr w:type="gramEnd"/>
+      <w:r>
+        <w:rPr>
+          <w:sz w:val="24"/>
+          <w:szCs w:val="24"/>
+        </w:rPr>
+        <w:t xml:space="preserve"> variable values:</w:t>
       </w:r>
       <w:r>
         <w:rPr>
@@ -408,7 +490,23 @@
           <w:sz w:val="24"/>
           <w:szCs w:val="24"/>
         </w:rPr>
-        <w:t xml:space="preserve"> with Azure using VM and it’s managed identity</w:t>
+        <w:t xml:space="preserve"> with Azure using VM and </w:t>
+      </w:r>
+      <w:proofErr w:type="gramStart"/>
+      <w:r>
+        <w:rPr>
+          <w:sz w:val="24"/>
+          <w:szCs w:val="24"/>
+        </w:rPr>
+        <w:t>it’s</w:t>
+      </w:r>
+      <w:proofErr w:type="gramEnd"/>
+      <w:r>
+        <w:rPr>
+          <w:sz w:val="24"/>
+          <w:szCs w:val="24"/>
+        </w:rPr>
+        <w:t xml:space="preserve"> managed identity</w:t>
       </w:r>
       <w:r>
         <w:rPr>
@@ -445,7 +543,39 @@
           <w:sz w:val="24"/>
           <w:szCs w:val="24"/>
         </w:rPr>
-        <w:t>Assigning admin role at subs lebel to umi:</w:t>
+        <w:t xml:space="preserve">Assigning admin role at subs </w:t>
+      </w:r>
+      <w:proofErr w:type="spellStart"/>
+      <w:r>
+        <w:rPr>
+          <w:sz w:val="24"/>
+          <w:szCs w:val="24"/>
+        </w:rPr>
+        <w:t>lebel</w:t>
+      </w:r>
+      <w:proofErr w:type="spellEnd"/>
+      <w:r>
+        <w:rPr>
+          <w:sz w:val="24"/>
+          <w:szCs w:val="24"/>
+        </w:rPr>
+        <w:t xml:space="preserve"> to </w:t>
+      </w:r>
+      <w:proofErr w:type="spellStart"/>
+      <w:r>
+        <w:rPr>
+          <w:sz w:val="24"/>
+          <w:szCs w:val="24"/>
+        </w:rPr>
+        <w:t>umi</w:t>
+      </w:r>
+      <w:proofErr w:type="spellEnd"/>
+      <w:r>
+        <w:rPr>
+          <w:sz w:val="24"/>
+          <w:szCs w:val="24"/>
+        </w:rPr>
+        <w:t>:</w:t>
       </w:r>
     </w:p>
     <w:p>
@@ -505,6 +635,14 @@
           <w:szCs w:val="24"/>
         </w:rPr>
       </w:pPr>
+    </w:p>
+    <w:p>
+      <w:pPr>
+        <w:rPr>
+          <w:sz w:val="24"/>
+          <w:szCs w:val="24"/>
+        </w:rPr>
+      </w:pPr>
       <w:r>
         <w:rPr>
           <w:sz w:val="24"/>
@@ -525,6 +663,55 @@
           <w:sz w:val="24"/>
           <w:szCs w:val="24"/>
         </w:rPr>
+        <w:drawing>
+          <wp:inline distT="0" distB="0" distL="0" distR="0" wp14:anchorId="43EA3DBC" wp14:editId="6C151C18">
+            <wp:extent cx="6645910" cy="3232150"/>
+            <wp:effectExtent l="0" t="0" r="2540" b="6350"/>
+            <wp:docPr id="392488695" name="Picture 1"/>
+            <wp:cNvGraphicFramePr>
+              <a:graphicFrameLocks xmlns:a="http://schemas.openxmlformats.org/drawingml/2006/main" noChangeAspect="1"/>
+            </wp:cNvGraphicFramePr>
+            <a:graphic xmlns:a="http://schemas.openxmlformats.org/drawingml/2006/main">
+              <a:graphicData uri="http://schemas.openxmlformats.org/drawingml/2006/picture">
+                <pic:pic xmlns:pic="http://schemas.openxmlformats.org/drawingml/2006/picture">
+                  <pic:nvPicPr>
+                    <pic:cNvPr id="392488695" name=""/>
+                    <pic:cNvPicPr/>
+                  </pic:nvPicPr>
+                  <pic:blipFill>
+                    <a:blip r:embed="rId9"/>
+                    <a:stretch>
+                      <a:fillRect/>
+                    </a:stretch>
+                  </pic:blipFill>
+                  <pic:spPr>
+                    <a:xfrm>
+                      <a:off x="0" y="0"/>
+                      <a:ext cx="6645910" cy="3232150"/>
+                    </a:xfrm>
+                    <a:prstGeom prst="rect">
+                      <a:avLst/>
+                    </a:prstGeom>
+                  </pic:spPr>
+                </pic:pic>
+              </a:graphicData>
+            </a:graphic>
+          </wp:inline>
+        </w:drawing>
+      </w:r>
+    </w:p>
+    <w:p>
+      <w:pPr>
+        <w:rPr>
+          <w:sz w:val="24"/>
+          <w:szCs w:val="24"/>
+        </w:rPr>
+      </w:pPr>
+      <w:r>
+        <w:rPr>
+          <w:sz w:val="24"/>
+          <w:szCs w:val="24"/>
+        </w:rPr>
         <w:t>Now integrating terraform Agent inside our Linux VM so that we can allow terraform to run their commands inside our Linux VM agent and also apply the commands as VM is assigned with proper RBAC role to create resources through terraform:</w:t>
       </w:r>
     </w:p>
@@ -541,6 +728,7 @@
           <w:sz w:val="24"/>
           <w:szCs w:val="24"/>
         </w:rPr>
+        <w:lastRenderedPageBreak/>
         <w:drawing>
           <wp:inline distT="0" distB="0" distL="0" distR="0" wp14:anchorId="193DD6DE" wp14:editId="62E7629B">
             <wp:extent cx="6645910" cy="3240405"/>
@@ -557,7 +745,7 @@
                     <pic:cNvPicPr/>
                   </pic:nvPicPr>
                   <pic:blipFill>
-                    <a:blip r:embed="rId9"/>
+                    <a:blip r:embed="rId10"/>
                     <a:stretch>
                       <a:fillRect/>
                     </a:stretch>
@@ -606,7 +794,6 @@
           <w:sz w:val="24"/>
           <w:szCs w:val="24"/>
         </w:rPr>
-        <w:lastRenderedPageBreak/>
         <w:t xml:space="preserve">Setup the agent in </w:t>
       </w:r>
       <w:r>
@@ -653,7 +840,7 @@
                     <pic:cNvPicPr/>
                   </pic:nvPicPr>
                   <pic:blipFill>
-                    <a:blip r:embed="rId10"/>
+                    <a:blip r:embed="rId11"/>
                     <a:stretch>
                       <a:fillRect/>
                     </a:stretch>
@@ -710,6 +897,7 @@
           <w:sz w:val="24"/>
           <w:szCs w:val="24"/>
         </w:rPr>
+        <w:lastRenderedPageBreak/>
         <w:drawing>
           <wp:inline distT="0" distB="0" distL="0" distR="0" wp14:anchorId="25AC98AC" wp14:editId="5DC9E585">
             <wp:extent cx="6645910" cy="3021330"/>
@@ -726,7 +914,7 @@
                     <pic:cNvPicPr/>
                   </pic:nvPicPr>
                   <pic:blipFill>
-                    <a:blip r:embed="rId11"/>
+                    <a:blip r:embed="rId12"/>
                     <a:stretch>
                       <a:fillRect/>
                     </a:stretch>
@@ -791,7 +979,6 @@
           <w:sz w:val="24"/>
           <w:szCs w:val="24"/>
         </w:rPr>
-        <w:lastRenderedPageBreak/>
         <w:drawing>
           <wp:inline distT="0" distB="0" distL="0" distR="0" wp14:anchorId="26048C2B" wp14:editId="1DCFCF75">
             <wp:extent cx="6645910" cy="3216275"/>
@@ -808,7 +995,7 @@
                     <pic:cNvPicPr/>
                   </pic:nvPicPr>
                   <pic:blipFill>
-                    <a:blip r:embed="rId12"/>
+                    <a:blip r:embed="rId13"/>
                     <a:stretch>
                       <a:fillRect/>
                     </a:stretch>
@@ -841,6 +1028,7 @@
           <w:sz w:val="24"/>
           <w:szCs w:val="24"/>
         </w:rPr>
+        <w:lastRenderedPageBreak/>
         <w:drawing>
           <wp:inline distT="0" distB="0" distL="0" distR="0" wp14:anchorId="03B82674" wp14:editId="08E4A47E">
             <wp:extent cx="6645910" cy="3261995"/>
@@ -857,7 +1045,7 @@
                     <pic:cNvPicPr/>
                   </pic:nvPicPr>
                   <pic:blipFill>
-                    <a:blip r:embed="rId13"/>
+                    <a:blip r:embed="rId14"/>
                     <a:stretch>
                       <a:fillRect/>
                     </a:stretch>
@@ -906,7 +1094,7 @@
                     <pic:cNvPicPr/>
                   </pic:nvPicPr>
                   <pic:blipFill>
-                    <a:blip r:embed="rId14"/>
+                    <a:blip r:embed="rId15"/>
                     <a:stretch>
                       <a:fillRect/>
                     </a:stretch>
@@ -964,7 +1152,7 @@
                     <pic:cNvPicPr/>
                   </pic:nvPicPr>
                   <pic:blipFill>
-                    <a:blip r:embed="rId15"/>
+                    <a:blip r:embed="rId16"/>
                     <a:stretch>
                       <a:fillRect/>
                     </a:stretch>
@@ -1021,7 +1209,7 @@
                     <pic:cNvPicPr/>
                   </pic:nvPicPr>
                   <pic:blipFill>
-                    <a:blip r:embed="rId16"/>
+                    <a:blip r:embed="rId17"/>
                     <a:stretch>
                       <a:fillRect/>
                     </a:stretch>
@@ -1071,7 +1259,7 @@
                     <pic:cNvPicPr/>
                   </pic:nvPicPr>
                   <pic:blipFill>
-                    <a:blip r:embed="rId17"/>
+                    <a:blip r:embed="rId18"/>
                     <a:stretch>
                       <a:fillRect/>
                     </a:stretch>
@@ -1143,7 +1331,7 @@
                     <pic:cNvPicPr/>
                   </pic:nvPicPr>
                   <pic:blipFill>
-                    <a:blip r:embed="rId18"/>
+                    <a:blip r:embed="rId19"/>
                     <a:stretch>
                       <a:fillRect/>
                     </a:stretch>
@@ -1217,7 +1405,7 @@
                     <pic:cNvPicPr/>
                   </pic:nvPicPr>
                   <pic:blipFill>
-                    <a:blip r:embed="rId19"/>
+                    <a:blip r:embed="rId20"/>
                     <a:stretch>
                       <a:fillRect/>
                     </a:stretch>
@@ -1266,7 +1454,7 @@
                     <pic:cNvPicPr/>
                   </pic:nvPicPr>
                   <pic:blipFill>
-                    <a:blip r:embed="rId20"/>
+                    <a:blip r:embed="rId21"/>
                     <a:stretch>
                       <a:fillRect/>
                     </a:stretch>
@@ -1316,7 +1504,7 @@
                     <pic:cNvPicPr/>
                   </pic:nvPicPr>
                   <pic:blipFill>
-                    <a:blip r:embed="rId21"/>
+                    <a:blip r:embed="rId22"/>
                     <a:stretch>
                       <a:fillRect/>
                     </a:stretch>
@@ -1325,6 +1513,64 @@
                     <a:xfrm>
                       <a:off x="0" y="0"/>
                       <a:ext cx="6462320" cy="7094835"/>
+                    </a:xfrm>
+                    <a:prstGeom prst="rect">
+                      <a:avLst/>
+                    </a:prstGeom>
+                  </pic:spPr>
+                </pic:pic>
+              </a:graphicData>
+            </a:graphic>
+          </wp:inline>
+        </w:drawing>
+      </w:r>
+    </w:p>
+    <w:p>
+      <w:pPr>
+        <w:rPr>
+          <w:sz w:val="24"/>
+          <w:szCs w:val="24"/>
+        </w:rPr>
+      </w:pPr>
+    </w:p>
+    <w:p>
+      <w:pPr>
+        <w:rPr>
+          <w:sz w:val="24"/>
+          <w:szCs w:val="24"/>
+        </w:rPr>
+      </w:pPr>
+      <w:r>
+        <w:rPr>
+          <w:sz w:val="24"/>
+          <w:szCs w:val="24"/>
+        </w:rPr>
+        <w:lastRenderedPageBreak/>
+        <w:drawing>
+          <wp:inline distT="0" distB="0" distL="0" distR="0" wp14:anchorId="1B65509C" wp14:editId="2174B781">
+            <wp:extent cx="6645910" cy="3733800"/>
+            <wp:effectExtent l="0" t="0" r="2540" b="0"/>
+            <wp:docPr id="936930358" name="Picture 1"/>
+            <wp:cNvGraphicFramePr>
+              <a:graphicFrameLocks xmlns:a="http://schemas.openxmlformats.org/drawingml/2006/main" noChangeAspect="1"/>
+            </wp:cNvGraphicFramePr>
+            <a:graphic xmlns:a="http://schemas.openxmlformats.org/drawingml/2006/main">
+              <a:graphicData uri="http://schemas.openxmlformats.org/drawingml/2006/picture">
+                <pic:pic xmlns:pic="http://schemas.openxmlformats.org/drawingml/2006/picture">
+                  <pic:nvPicPr>
+                    <pic:cNvPr id="936930358" name=""/>
+                    <pic:cNvPicPr/>
+                  </pic:nvPicPr>
+                  <pic:blipFill>
+                    <a:blip r:embed="rId23"/>
+                    <a:stretch>
+                      <a:fillRect/>
+                    </a:stretch>
+                  </pic:blipFill>
+                  <pic:spPr>
+                    <a:xfrm>
+                      <a:off x="0" y="0"/>
+                      <a:ext cx="6645910" cy="3733800"/>
                     </a:xfrm>
                     <a:prstGeom prst="rect">
                       <a:avLst/>

--- a/Documentation.docx
+++ b/Documentation.docx
@@ -324,7 +324,6 @@
         <w:t xml:space="preserve"> with workspace, it will ask for </w:t>
       </w:r>
       <w:proofErr w:type="spellStart"/>
-      <w:proofErr w:type="gramStart"/>
       <w:r>
         <w:rPr>
           <w:sz w:val="24"/>
@@ -333,7 +332,6 @@
         <w:t>terraform.tfvars</w:t>
       </w:r>
       <w:proofErr w:type="spellEnd"/>
-      <w:proofErr w:type="gramEnd"/>
       <w:r>
         <w:rPr>
           <w:sz w:val="24"/>
@@ -490,23 +488,7 @@
           <w:sz w:val="24"/>
           <w:szCs w:val="24"/>
         </w:rPr>
-        <w:t xml:space="preserve"> with Azure using VM and </w:t>
-      </w:r>
-      <w:proofErr w:type="gramStart"/>
-      <w:r>
-        <w:rPr>
-          <w:sz w:val="24"/>
-          <w:szCs w:val="24"/>
-        </w:rPr>
-        <w:t>it’s</w:t>
-      </w:r>
-      <w:proofErr w:type="gramEnd"/>
-      <w:r>
-        <w:rPr>
-          <w:sz w:val="24"/>
-          <w:szCs w:val="24"/>
-        </w:rPr>
-        <w:t xml:space="preserve"> managed identity</w:t>
+        <w:t xml:space="preserve"> with Azure using VM and it’s managed identity</w:t>
       </w:r>
       <w:r>
         <w:rPr>
@@ -1581,6 +1563,379 @@
             </a:graphic>
           </wp:inline>
         </w:drawing>
+      </w:r>
+    </w:p>
+    <w:p>
+      <w:pPr>
+        <w:rPr>
+          <w:sz w:val="24"/>
+          <w:szCs w:val="24"/>
+        </w:rPr>
+      </w:pPr>
+    </w:p>
+    <w:p>
+      <w:pPr>
+        <w:rPr>
+          <w:sz w:val="24"/>
+          <w:szCs w:val="24"/>
+        </w:rPr>
+      </w:pPr>
+      <w:r>
+        <w:rPr>
+          <w:sz w:val="24"/>
+          <w:szCs w:val="24"/>
+        </w:rPr>
+        <w:drawing>
+          <wp:inline distT="0" distB="0" distL="0" distR="0" wp14:anchorId="0FEFCE5B" wp14:editId="53B1BEC4">
+            <wp:extent cx="6645910" cy="3242945"/>
+            <wp:effectExtent l="0" t="0" r="2540" b="0"/>
+            <wp:docPr id="1811039609" name="Picture 1"/>
+            <wp:cNvGraphicFramePr>
+              <a:graphicFrameLocks xmlns:a="http://schemas.openxmlformats.org/drawingml/2006/main" noChangeAspect="1"/>
+            </wp:cNvGraphicFramePr>
+            <a:graphic xmlns:a="http://schemas.openxmlformats.org/drawingml/2006/main">
+              <a:graphicData uri="http://schemas.openxmlformats.org/drawingml/2006/picture">
+                <pic:pic xmlns:pic="http://schemas.openxmlformats.org/drawingml/2006/picture">
+                  <pic:nvPicPr>
+                    <pic:cNvPr id="1811039609" name=""/>
+                    <pic:cNvPicPr/>
+                  </pic:nvPicPr>
+                  <pic:blipFill>
+                    <a:blip r:embed="rId24"/>
+                    <a:stretch>
+                      <a:fillRect/>
+                    </a:stretch>
+                  </pic:blipFill>
+                  <pic:spPr>
+                    <a:xfrm>
+                      <a:off x="0" y="0"/>
+                      <a:ext cx="6645910" cy="3242945"/>
+                    </a:xfrm>
+                    <a:prstGeom prst="rect">
+                      <a:avLst/>
+                    </a:prstGeom>
+                  </pic:spPr>
+                </pic:pic>
+              </a:graphicData>
+            </a:graphic>
+          </wp:inline>
+        </w:drawing>
+      </w:r>
+    </w:p>
+    <w:p>
+      <w:pPr>
+        <w:rPr>
+          <w:sz w:val="24"/>
+          <w:szCs w:val="24"/>
+        </w:rPr>
+      </w:pPr>
+    </w:p>
+    <w:p>
+      <w:pPr>
+        <w:rPr>
+          <w:sz w:val="24"/>
+          <w:szCs w:val="24"/>
+        </w:rPr>
+      </w:pPr>
+      <w:r>
+        <w:rPr>
+          <w:sz w:val="24"/>
+          <w:szCs w:val="24"/>
+        </w:rPr>
+        <w:lastRenderedPageBreak/>
+        <w:drawing>
+          <wp:inline distT="0" distB="0" distL="0" distR="0" wp14:anchorId="5C669DEE" wp14:editId="79BEC772">
+            <wp:extent cx="6645910" cy="3230245"/>
+            <wp:effectExtent l="0" t="0" r="2540" b="8255"/>
+            <wp:docPr id="1630296477" name="Picture 1"/>
+            <wp:cNvGraphicFramePr>
+              <a:graphicFrameLocks xmlns:a="http://schemas.openxmlformats.org/drawingml/2006/main" noChangeAspect="1"/>
+            </wp:cNvGraphicFramePr>
+            <a:graphic xmlns:a="http://schemas.openxmlformats.org/drawingml/2006/main">
+              <a:graphicData uri="http://schemas.openxmlformats.org/drawingml/2006/picture">
+                <pic:pic xmlns:pic="http://schemas.openxmlformats.org/drawingml/2006/picture">
+                  <pic:nvPicPr>
+                    <pic:cNvPr id="1630296477" name=""/>
+                    <pic:cNvPicPr/>
+                  </pic:nvPicPr>
+                  <pic:blipFill>
+                    <a:blip r:embed="rId25"/>
+                    <a:stretch>
+                      <a:fillRect/>
+                    </a:stretch>
+                  </pic:blipFill>
+                  <pic:spPr>
+                    <a:xfrm>
+                      <a:off x="0" y="0"/>
+                      <a:ext cx="6645910" cy="3230245"/>
+                    </a:xfrm>
+                    <a:prstGeom prst="rect">
+                      <a:avLst/>
+                    </a:prstGeom>
+                  </pic:spPr>
+                </pic:pic>
+              </a:graphicData>
+            </a:graphic>
+          </wp:inline>
+        </w:drawing>
+      </w:r>
+    </w:p>
+    <w:p>
+      <w:pPr>
+        <w:rPr>
+          <w:sz w:val="24"/>
+          <w:szCs w:val="24"/>
+        </w:rPr>
+      </w:pPr>
+      <w:r>
+        <w:rPr>
+          <w:sz w:val="24"/>
+          <w:szCs w:val="24"/>
+        </w:rPr>
+        <w:t>Running Apply:</w:t>
+      </w:r>
+    </w:p>
+    <w:p>
+      <w:pPr>
+        <w:rPr>
+          <w:sz w:val="24"/>
+          <w:szCs w:val="24"/>
+        </w:rPr>
+      </w:pPr>
+      <w:r>
+        <w:rPr>
+          <w:sz w:val="24"/>
+          <w:szCs w:val="24"/>
+        </w:rPr>
+        <w:drawing>
+          <wp:inline distT="0" distB="0" distL="0" distR="0" wp14:anchorId="5BE373F5" wp14:editId="15051C25">
+            <wp:extent cx="6645910" cy="4115435"/>
+            <wp:effectExtent l="0" t="0" r="2540" b="0"/>
+            <wp:docPr id="1911778318" name="Picture 1"/>
+            <wp:cNvGraphicFramePr>
+              <a:graphicFrameLocks xmlns:a="http://schemas.openxmlformats.org/drawingml/2006/main" noChangeAspect="1"/>
+            </wp:cNvGraphicFramePr>
+            <a:graphic xmlns:a="http://schemas.openxmlformats.org/drawingml/2006/main">
+              <a:graphicData uri="http://schemas.openxmlformats.org/drawingml/2006/picture">
+                <pic:pic xmlns:pic="http://schemas.openxmlformats.org/drawingml/2006/picture">
+                  <pic:nvPicPr>
+                    <pic:cNvPr id="1911778318" name=""/>
+                    <pic:cNvPicPr/>
+                  </pic:nvPicPr>
+                  <pic:blipFill>
+                    <a:blip r:embed="rId26"/>
+                    <a:stretch>
+                      <a:fillRect/>
+                    </a:stretch>
+                  </pic:blipFill>
+                  <pic:spPr>
+                    <a:xfrm>
+                      <a:off x="0" y="0"/>
+                      <a:ext cx="6645910" cy="4115435"/>
+                    </a:xfrm>
+                    <a:prstGeom prst="rect">
+                      <a:avLst/>
+                    </a:prstGeom>
+                  </pic:spPr>
+                </pic:pic>
+              </a:graphicData>
+            </a:graphic>
+          </wp:inline>
+        </w:drawing>
+      </w:r>
+    </w:p>
+    <w:p>
+      <w:pPr>
+        <w:rPr>
+          <w:sz w:val="24"/>
+          <w:szCs w:val="24"/>
+        </w:rPr>
+      </w:pPr>
+      <w:r>
+        <w:rPr>
+          <w:sz w:val="24"/>
+          <w:szCs w:val="24"/>
+        </w:rPr>
+        <w:lastRenderedPageBreak/>
+        <w:drawing>
+          <wp:inline distT="0" distB="0" distL="0" distR="0" wp14:anchorId="4B997491" wp14:editId="6ACEB03F">
+            <wp:extent cx="6645910" cy="4006215"/>
+            <wp:effectExtent l="0" t="0" r="2540" b="0"/>
+            <wp:docPr id="1197687682" name="Picture 1"/>
+            <wp:cNvGraphicFramePr>
+              <a:graphicFrameLocks xmlns:a="http://schemas.openxmlformats.org/drawingml/2006/main" noChangeAspect="1"/>
+            </wp:cNvGraphicFramePr>
+            <a:graphic xmlns:a="http://schemas.openxmlformats.org/drawingml/2006/main">
+              <a:graphicData uri="http://schemas.openxmlformats.org/drawingml/2006/picture">
+                <pic:pic xmlns:pic="http://schemas.openxmlformats.org/drawingml/2006/picture">
+                  <pic:nvPicPr>
+                    <pic:cNvPr id="1197687682" name=""/>
+                    <pic:cNvPicPr/>
+                  </pic:nvPicPr>
+                  <pic:blipFill>
+                    <a:blip r:embed="rId27"/>
+                    <a:stretch>
+                      <a:fillRect/>
+                    </a:stretch>
+                  </pic:blipFill>
+                  <pic:spPr>
+                    <a:xfrm>
+                      <a:off x="0" y="0"/>
+                      <a:ext cx="6645910" cy="4006215"/>
+                    </a:xfrm>
+                    <a:prstGeom prst="rect">
+                      <a:avLst/>
+                    </a:prstGeom>
+                  </pic:spPr>
+                </pic:pic>
+              </a:graphicData>
+            </a:graphic>
+          </wp:inline>
+        </w:drawing>
+      </w:r>
+    </w:p>
+    <w:p>
+      <w:pPr>
+        <w:rPr>
+          <w:sz w:val="24"/>
+          <w:szCs w:val="24"/>
+        </w:rPr>
+      </w:pPr>
+      <w:r>
+        <w:rPr>
+          <w:sz w:val="24"/>
+          <w:szCs w:val="24"/>
+        </w:rPr>
+        <w:drawing>
+          <wp:inline distT="0" distB="0" distL="0" distR="0" wp14:anchorId="5B0347BD" wp14:editId="188D7A81">
+            <wp:extent cx="6645910" cy="3486150"/>
+            <wp:effectExtent l="0" t="0" r="2540" b="0"/>
+            <wp:docPr id="1113249203" name="Picture 1"/>
+            <wp:cNvGraphicFramePr>
+              <a:graphicFrameLocks xmlns:a="http://schemas.openxmlformats.org/drawingml/2006/main" noChangeAspect="1"/>
+            </wp:cNvGraphicFramePr>
+            <a:graphic xmlns:a="http://schemas.openxmlformats.org/drawingml/2006/main">
+              <a:graphicData uri="http://schemas.openxmlformats.org/drawingml/2006/picture">
+                <pic:pic xmlns:pic="http://schemas.openxmlformats.org/drawingml/2006/picture">
+                  <pic:nvPicPr>
+                    <pic:cNvPr id="1113249203" name=""/>
+                    <pic:cNvPicPr/>
+                  </pic:nvPicPr>
+                  <pic:blipFill>
+                    <a:blip r:embed="rId28"/>
+                    <a:stretch>
+                      <a:fillRect/>
+                    </a:stretch>
+                  </pic:blipFill>
+                  <pic:spPr>
+                    <a:xfrm>
+                      <a:off x="0" y="0"/>
+                      <a:ext cx="6645910" cy="3486150"/>
+                    </a:xfrm>
+                    <a:prstGeom prst="rect">
+                      <a:avLst/>
+                    </a:prstGeom>
+                  </pic:spPr>
+                </pic:pic>
+              </a:graphicData>
+            </a:graphic>
+          </wp:inline>
+        </w:drawing>
+      </w:r>
+    </w:p>
+    <w:p>
+      <w:pPr>
+        <w:rPr>
+          <w:sz w:val="24"/>
+          <w:szCs w:val="24"/>
+        </w:rPr>
+      </w:pPr>
+    </w:p>
+    <w:p>
+      <w:pPr>
+        <w:rPr>
+          <w:sz w:val="24"/>
+          <w:szCs w:val="24"/>
+        </w:rPr>
+      </w:pPr>
+    </w:p>
+    <w:p>
+      <w:pPr>
+        <w:rPr>
+          <w:sz w:val="24"/>
+          <w:szCs w:val="24"/>
+        </w:rPr>
+      </w:pPr>
+    </w:p>
+    <w:p>
+      <w:pPr>
+        <w:rPr>
+          <w:sz w:val="24"/>
+          <w:szCs w:val="24"/>
+        </w:rPr>
+      </w:pPr>
+    </w:p>
+    <w:p>
+      <w:pPr>
+        <w:rPr>
+          <w:sz w:val="24"/>
+          <w:szCs w:val="24"/>
+        </w:rPr>
+      </w:pPr>
+    </w:p>
+    <w:p>
+      <w:pPr>
+        <w:rPr>
+          <w:sz w:val="24"/>
+          <w:szCs w:val="24"/>
+        </w:rPr>
+      </w:pPr>
+    </w:p>
+    <w:p>
+      <w:pPr>
+        <w:rPr>
+          <w:sz w:val="24"/>
+          <w:szCs w:val="24"/>
+        </w:rPr>
+      </w:pPr>
+    </w:p>
+    <w:p>
+      <w:pPr>
+        <w:rPr>
+          <w:sz w:val="24"/>
+          <w:szCs w:val="24"/>
+        </w:rPr>
+      </w:pPr>
+      <w:r>
+        <w:rPr>
+          <w:sz w:val="24"/>
+          <w:szCs w:val="24"/>
+        </w:rPr>
+        <w:lastRenderedPageBreak/>
+        <w:t xml:space="preserve">If we remove the Subscription ID from the ENV var, let’s see what happens while </w:t>
+      </w:r>
+      <w:proofErr w:type="spellStart"/>
+      <w:r>
+        <w:rPr>
+          <w:sz w:val="24"/>
+          <w:szCs w:val="24"/>
+        </w:rPr>
+        <w:t>tf</w:t>
+      </w:r>
+      <w:proofErr w:type="spellEnd"/>
+      <w:r>
+        <w:rPr>
+          <w:sz w:val="24"/>
+          <w:szCs w:val="24"/>
+        </w:rPr>
+        <w:t xml:space="preserve"> run:</w:t>
+      </w:r>
+      <w:r>
+        <w:rPr>
+          <w:sz w:val="24"/>
+          <w:szCs w:val="24"/>
+        </w:rPr>
+        <w:br/>
       </w:r>
     </w:p>
     <w:sectPr>
@@ -2196,7 +2551,6 @@
   <w:style w:type="character" w:default="1" w:styleId="DefaultParagraphFont">
     <w:name w:val="Default Paragraph Font"/>
     <w:uiPriority w:val="1"/>
-    <w:semiHidden/>
     <w:unhideWhenUsed/>
   </w:style>
   <w:style w:type="table" w:default="1" w:styleId="TableNormal">

--- a/Documentation.docx
+++ b/Documentation.docx
@@ -15,85 +15,37 @@
           <w:sz w:val="28"/>
           <w:szCs w:val="28"/>
         </w:rPr>
-        <w:t xml:space="preserve">Connecting </w:t>
-      </w:r>
-      <w:proofErr w:type="spellStart"/>
-      <w:r>
+        <w:t>Connecting Github &lt;-&gt; Terraform Cloud &lt;-&gt; Azure Resources</w:t>
+      </w:r>
+    </w:p>
+    <w:p>
+      <w:pPr>
         <w:rPr>
           <w:sz w:val="28"/>
           <w:szCs w:val="28"/>
         </w:rPr>
-        <w:t>Github</w:t>
-      </w:r>
-      <w:proofErr w:type="spellEnd"/>
-      <w:r>
-        <w:rPr>
-          <w:sz w:val="28"/>
-          <w:szCs w:val="28"/>
-        </w:rPr>
-        <w:t xml:space="preserve"> &lt;-&gt; Terraform Cloud &lt;-&gt; Azure Resources</w:t>
-      </w:r>
-    </w:p>
-    <w:p>
-      <w:pPr>
-        <w:rPr>
-          <w:sz w:val="28"/>
-          <w:szCs w:val="28"/>
-        </w:rPr>
-      </w:pPr>
-    </w:p>
-    <w:p>
-      <w:pPr>
-        <w:rPr>
-          <w:sz w:val="24"/>
-          <w:szCs w:val="24"/>
-        </w:rPr>
-      </w:pPr>
-      <w:r>
-        <w:rPr>
-          <w:sz w:val="24"/>
-          <w:szCs w:val="24"/>
-        </w:rPr>
-        <w:t xml:space="preserve">As we are sending workloads from </w:t>
-      </w:r>
-      <w:proofErr w:type="spellStart"/>
-      <w:r>
-        <w:rPr>
-          <w:sz w:val="24"/>
-          <w:szCs w:val="24"/>
-        </w:rPr>
-        <w:t>Github</w:t>
-      </w:r>
-      <w:proofErr w:type="spellEnd"/>
-      <w:r>
-        <w:rPr>
-          <w:sz w:val="24"/>
-          <w:szCs w:val="24"/>
-        </w:rPr>
-        <w:t xml:space="preserve"> to terraform</w:t>
-      </w:r>
-      <w:r>
-        <w:rPr>
-          <w:sz w:val="24"/>
-          <w:szCs w:val="24"/>
-        </w:rPr>
-        <w:t xml:space="preserve">, </w:t>
-      </w:r>
-      <w:proofErr w:type="spellStart"/>
-      <w:r>
-        <w:rPr>
-          <w:sz w:val="24"/>
-          <w:szCs w:val="24"/>
-        </w:rPr>
-        <w:t>Github</w:t>
-      </w:r>
-      <w:proofErr w:type="spellEnd"/>
-      <w:r>
-        <w:rPr>
-          <w:sz w:val="24"/>
-          <w:szCs w:val="24"/>
-        </w:rPr>
-        <w:t xml:space="preserve"> Needs authentication so it will be giving Client ID, secret and call back URL to terraform</w:t>
+      </w:pPr>
+    </w:p>
+    <w:p>
+      <w:pPr>
+        <w:rPr>
+          <w:sz w:val="24"/>
+          <w:szCs w:val="24"/>
+        </w:rPr>
+      </w:pPr>
+      <w:r>
+        <w:rPr>
+          <w:sz w:val="24"/>
+          <w:szCs w:val="24"/>
+        </w:rPr>
+        <w:t>As we are sending workloads from Github to terraform</w:t>
+      </w:r>
+      <w:r>
+        <w:rPr>
+          <w:sz w:val="24"/>
+          <w:szCs w:val="24"/>
+        </w:rPr>
+        <w:t>, Github Needs authentication so it will be giving Client ID, secret and call back URL to terraform</w:t>
       </w:r>
       <w:r>
         <w:rPr>
@@ -305,39 +257,7 @@
           <w:sz w:val="24"/>
           <w:szCs w:val="24"/>
         </w:rPr>
-        <w:t xml:space="preserve">As soon as we connect </w:t>
-      </w:r>
-      <w:proofErr w:type="spellStart"/>
-      <w:r>
-        <w:rPr>
-          <w:sz w:val="24"/>
-          <w:szCs w:val="24"/>
-        </w:rPr>
-        <w:t>github</w:t>
-      </w:r>
-      <w:proofErr w:type="spellEnd"/>
-      <w:r>
-        <w:rPr>
-          <w:sz w:val="24"/>
-          <w:szCs w:val="24"/>
-        </w:rPr>
-        <w:t xml:space="preserve"> with workspace, it will ask for </w:t>
-      </w:r>
-      <w:proofErr w:type="spellStart"/>
-      <w:r>
-        <w:rPr>
-          <w:sz w:val="24"/>
-          <w:szCs w:val="24"/>
-        </w:rPr>
-        <w:t>terraform.tfvars</w:t>
-      </w:r>
-      <w:proofErr w:type="spellEnd"/>
-      <w:r>
-        <w:rPr>
-          <w:sz w:val="24"/>
-          <w:szCs w:val="24"/>
-        </w:rPr>
-        <w:t xml:space="preserve"> variable values:</w:t>
+        <w:t>As soon as we connect github with workspace, it will ask for terraform.tfvars variable values:</w:t>
       </w:r>
       <w:r>
         <w:rPr>
@@ -525,39 +445,7 @@
           <w:sz w:val="24"/>
           <w:szCs w:val="24"/>
         </w:rPr>
-        <w:t xml:space="preserve">Assigning admin role at subs </w:t>
-      </w:r>
-      <w:proofErr w:type="spellStart"/>
-      <w:r>
-        <w:rPr>
-          <w:sz w:val="24"/>
-          <w:szCs w:val="24"/>
-        </w:rPr>
-        <w:t>lebel</w:t>
-      </w:r>
-      <w:proofErr w:type="spellEnd"/>
-      <w:r>
-        <w:rPr>
-          <w:sz w:val="24"/>
-          <w:szCs w:val="24"/>
-        </w:rPr>
-        <w:t xml:space="preserve"> to </w:t>
-      </w:r>
-      <w:proofErr w:type="spellStart"/>
-      <w:r>
-        <w:rPr>
-          <w:sz w:val="24"/>
-          <w:szCs w:val="24"/>
-        </w:rPr>
-        <w:t>umi</w:t>
-      </w:r>
-      <w:proofErr w:type="spellEnd"/>
-      <w:r>
-        <w:rPr>
-          <w:sz w:val="24"/>
-          <w:szCs w:val="24"/>
-        </w:rPr>
-        <w:t>:</w:t>
+        <w:t>Assigning admin role at subs lebel to umi:</w:t>
       </w:r>
     </w:p>
     <w:p>
@@ -1801,6 +1689,14 @@
           <w:szCs w:val="24"/>
         </w:rPr>
       </w:pPr>
+    </w:p>
+    <w:p>
+      <w:pPr>
+        <w:rPr>
+          <w:sz w:val="24"/>
+          <w:szCs w:val="24"/>
+        </w:rPr>
+      </w:pPr>
       <w:r>
         <w:rPr>
           <w:sz w:val="24"/>
@@ -1911,24 +1807,211 @@
           <w:sz w:val="24"/>
           <w:szCs w:val="24"/>
         </w:rPr>
+        <w:t>If we remove the Subscription ID from the ENV var, let’s see what happens while tf run:</w:t>
+      </w:r>
+    </w:p>
+    <w:p>
+      <w:pPr>
+        <w:rPr>
+          <w:sz w:val="24"/>
+          <w:szCs w:val="24"/>
+        </w:rPr>
+      </w:pPr>
+      <w:r>
+        <w:rPr>
+          <w:sz w:val="24"/>
+          <w:szCs w:val="24"/>
+        </w:rPr>
+        <w:drawing>
+          <wp:inline distT="0" distB="0" distL="0" distR="0" wp14:anchorId="5D5FECED" wp14:editId="16C354AD">
+            <wp:extent cx="6645910" cy="3381375"/>
+            <wp:effectExtent l="0" t="0" r="2540" b="9525"/>
+            <wp:docPr id="544426407" name="Picture 1"/>
+            <wp:cNvGraphicFramePr>
+              <a:graphicFrameLocks xmlns:a="http://schemas.openxmlformats.org/drawingml/2006/main" noChangeAspect="1"/>
+            </wp:cNvGraphicFramePr>
+            <a:graphic xmlns:a="http://schemas.openxmlformats.org/drawingml/2006/main">
+              <a:graphicData uri="http://schemas.openxmlformats.org/drawingml/2006/picture">
+                <pic:pic xmlns:pic="http://schemas.openxmlformats.org/drawingml/2006/picture">
+                  <pic:nvPicPr>
+                    <pic:cNvPr id="544426407" name=""/>
+                    <pic:cNvPicPr/>
+                  </pic:nvPicPr>
+                  <pic:blipFill>
+                    <a:blip r:embed="rId29"/>
+                    <a:stretch>
+                      <a:fillRect/>
+                    </a:stretch>
+                  </pic:blipFill>
+                  <pic:spPr>
+                    <a:xfrm>
+                      <a:off x="0" y="0"/>
+                      <a:ext cx="6645910" cy="3381375"/>
+                    </a:xfrm>
+                    <a:prstGeom prst="rect">
+                      <a:avLst/>
+                    </a:prstGeom>
+                  </pic:spPr>
+                </pic:pic>
+              </a:graphicData>
+            </a:graphic>
+          </wp:inline>
+        </w:drawing>
+      </w:r>
+    </w:p>
+    <w:p>
+      <w:pPr>
+        <w:rPr>
+          <w:sz w:val="24"/>
+          <w:szCs w:val="24"/>
+        </w:rPr>
+      </w:pPr>
+    </w:p>
+    <w:p>
+      <w:pPr>
+        <w:rPr>
+          <w:sz w:val="24"/>
+          <w:szCs w:val="24"/>
+        </w:rPr>
+      </w:pPr>
+      <w:r>
+        <w:rPr>
+          <w:sz w:val="24"/>
+          <w:szCs w:val="24"/>
+        </w:rPr>
+        <w:drawing>
+          <wp:inline distT="0" distB="0" distL="0" distR="0" wp14:anchorId="6B715A48" wp14:editId="6C888276">
+            <wp:extent cx="6645910" cy="3246120"/>
+            <wp:effectExtent l="0" t="0" r="2540" b="0"/>
+            <wp:docPr id="1000429428" name="Picture 1"/>
+            <wp:cNvGraphicFramePr>
+              <a:graphicFrameLocks xmlns:a="http://schemas.openxmlformats.org/drawingml/2006/main" noChangeAspect="1"/>
+            </wp:cNvGraphicFramePr>
+            <a:graphic xmlns:a="http://schemas.openxmlformats.org/drawingml/2006/main">
+              <a:graphicData uri="http://schemas.openxmlformats.org/drawingml/2006/picture">
+                <pic:pic xmlns:pic="http://schemas.openxmlformats.org/drawingml/2006/picture">
+                  <pic:nvPicPr>
+                    <pic:cNvPr id="1000429428" name=""/>
+                    <pic:cNvPicPr/>
+                  </pic:nvPicPr>
+                  <pic:blipFill>
+                    <a:blip r:embed="rId30"/>
+                    <a:stretch>
+                      <a:fillRect/>
+                    </a:stretch>
+                  </pic:blipFill>
+                  <pic:spPr>
+                    <a:xfrm>
+                      <a:off x="0" y="0"/>
+                      <a:ext cx="6645910" cy="3246120"/>
+                    </a:xfrm>
+                    <a:prstGeom prst="rect">
+                      <a:avLst/>
+                    </a:prstGeom>
+                  </pic:spPr>
+                </pic:pic>
+              </a:graphicData>
+            </a:graphic>
+          </wp:inline>
+        </w:drawing>
+      </w:r>
+    </w:p>
+    <w:p>
+      <w:pPr>
+        <w:rPr>
+          <w:sz w:val="24"/>
+          <w:szCs w:val="24"/>
+        </w:rPr>
+      </w:pPr>
+    </w:p>
+    <w:p>
+      <w:pPr>
+        <w:rPr>
+          <w:sz w:val="24"/>
+          <w:szCs w:val="24"/>
+        </w:rPr>
+      </w:pPr>
+    </w:p>
+    <w:p>
+      <w:pPr>
+        <w:rPr>
+          <w:sz w:val="24"/>
+          <w:szCs w:val="24"/>
+        </w:rPr>
+      </w:pPr>
+    </w:p>
+    <w:p>
+      <w:pPr>
+        <w:rPr>
+          <w:sz w:val="24"/>
+          <w:szCs w:val="24"/>
+        </w:rPr>
+      </w:pPr>
+    </w:p>
+    <w:p>
+      <w:pPr>
+        <w:rPr>
+          <w:sz w:val="24"/>
+          <w:szCs w:val="24"/>
+        </w:rPr>
+      </w:pPr>
+    </w:p>
+    <w:p>
+      <w:pPr>
+        <w:rPr>
+          <w:sz w:val="24"/>
+          <w:szCs w:val="24"/>
+        </w:rPr>
+      </w:pPr>
+    </w:p>
+    <w:p>
+      <w:pPr>
+        <w:rPr>
+          <w:sz w:val="24"/>
+          <w:szCs w:val="24"/>
+        </w:rPr>
+      </w:pPr>
+      <w:r>
+        <w:rPr>
+          <w:sz w:val="24"/>
+          <w:szCs w:val="24"/>
+        </w:rPr>
         <w:lastRenderedPageBreak/>
-        <w:t xml:space="preserve">If we remove the Subscription ID from the ENV var, let’s see what happens while </w:t>
-      </w:r>
-      <w:proofErr w:type="spellStart"/>
-      <w:r>
-        <w:rPr>
-          <w:sz w:val="24"/>
-          <w:szCs w:val="24"/>
-        </w:rPr>
-        <w:t>tf</w:t>
-      </w:r>
-      <w:proofErr w:type="spellEnd"/>
-      <w:r>
-        <w:rPr>
-          <w:sz w:val="24"/>
-          <w:szCs w:val="24"/>
-        </w:rPr>
-        <w:t xml:space="preserve"> run:</w:t>
+        <w:drawing>
+          <wp:inline distT="0" distB="0" distL="0" distR="0" wp14:anchorId="46AD5431" wp14:editId="582B7793">
+            <wp:extent cx="6645910" cy="3197860"/>
+            <wp:effectExtent l="0" t="0" r="2540" b="2540"/>
+            <wp:docPr id="447776525" name="Picture 1"/>
+            <wp:cNvGraphicFramePr>
+              <a:graphicFrameLocks xmlns:a="http://schemas.openxmlformats.org/drawingml/2006/main" noChangeAspect="1"/>
+            </wp:cNvGraphicFramePr>
+            <a:graphic xmlns:a="http://schemas.openxmlformats.org/drawingml/2006/main">
+              <a:graphicData uri="http://schemas.openxmlformats.org/drawingml/2006/picture">
+                <pic:pic xmlns:pic="http://schemas.openxmlformats.org/drawingml/2006/picture">
+                  <pic:nvPicPr>
+                    <pic:cNvPr id="447776525" name=""/>
+                    <pic:cNvPicPr/>
+                  </pic:nvPicPr>
+                  <pic:blipFill>
+                    <a:blip r:embed="rId31"/>
+                    <a:stretch>
+                      <a:fillRect/>
+                    </a:stretch>
+                  </pic:blipFill>
+                  <pic:spPr>
+                    <a:xfrm>
+                      <a:off x="0" y="0"/>
+                      <a:ext cx="6645910" cy="3197860"/>
+                    </a:xfrm>
+                    <a:prstGeom prst="rect">
+                      <a:avLst/>
+                    </a:prstGeom>
+                  </pic:spPr>
+                </pic:pic>
+              </a:graphicData>
+            </a:graphic>
+          </wp:inline>
+        </w:drawing>
       </w:r>
       <w:r>
         <w:rPr>

--- a/Documentation.docx
+++ b/Documentation.docx
@@ -166,15 +166,40 @@
     <w:p>
       <w:pPr>
         <w:rPr>
-          <w:sz w:val="24"/>
-          <w:szCs w:val="24"/>
-        </w:rPr>
-      </w:pPr>
-      <w:r>
-        <w:rPr>
-          <w:sz w:val="24"/>
-          <w:szCs w:val="24"/>
-        </w:rPr>
+          <w:sz w:val="28"/>
+          <w:szCs w:val="28"/>
+        </w:rPr>
+      </w:pPr>
+    </w:p>
+    <w:p>
+      <w:pPr>
+        <w:rPr>
+          <w:sz w:val="24"/>
+          <w:szCs w:val="24"/>
+        </w:rPr>
+      </w:pPr>
+    </w:p>
+    <w:p>
+      <w:pPr>
+        <w:rPr>
+          <w:sz w:val="24"/>
+          <w:szCs w:val="24"/>
+        </w:rPr>
+      </w:pPr>
+    </w:p>
+    <w:p>
+      <w:pPr>
+        <w:rPr>
+          <w:sz w:val="24"/>
+          <w:szCs w:val="24"/>
+        </w:rPr>
+      </w:pPr>
+      <w:r>
+        <w:rPr>
+          <w:sz w:val="24"/>
+          <w:szCs w:val="24"/>
+        </w:rPr>
+        <w:lastRenderedPageBreak/>
         <w:t>Connecting GitHub to the workspace:</w:t>
       </w:r>
     </w:p>
@@ -185,29 +210,12 @@
           <w:szCs w:val="24"/>
         </w:rPr>
       </w:pPr>
-    </w:p>
-    <w:p>
-      <w:pPr>
-        <w:rPr>
-          <w:sz w:val="24"/>
-          <w:szCs w:val="24"/>
-        </w:rPr>
-      </w:pPr>
-    </w:p>
-    <w:p>
-      <w:pPr>
-        <w:rPr>
-          <w:sz w:val="24"/>
-          <w:szCs w:val="24"/>
-        </w:rPr>
-      </w:pPr>
       <w:r>
         <w:rPr>
           <w:noProof/>
           <w:sz w:val="24"/>
           <w:szCs w:val="24"/>
         </w:rPr>
-        <w:lastRenderedPageBreak/>
         <w:drawing>
           <wp:inline distT="0" distB="0" distL="0" distR="0" wp14:anchorId="24E25D75" wp14:editId="6634C015">
             <wp:extent cx="6645910" cy="3223260"/>
@@ -530,6 +538,7 @@
       </w:pPr>
       <w:r>
         <w:rPr>
+          <w:noProof/>
           <w:sz w:val="24"/>
           <w:szCs w:val="24"/>
         </w:rPr>
@@ -846,6 +855,7 @@
       </w:pPr>
       <w:r>
         <w:rPr>
+          <w:noProof/>
           <w:sz w:val="24"/>
           <w:szCs w:val="24"/>
         </w:rPr>
@@ -895,6 +905,7 @@
       </w:pPr>
       <w:r>
         <w:rPr>
+          <w:noProof/>
           <w:sz w:val="24"/>
           <w:szCs w:val="24"/>
         </w:rPr>
@@ -945,6 +956,7 @@
       </w:pPr>
       <w:r>
         <w:rPr>
+          <w:noProof/>
           <w:sz w:val="24"/>
           <w:szCs w:val="24"/>
         </w:rPr>
@@ -1002,6 +1014,7 @@
       </w:pPr>
       <w:r>
         <w:rPr>
+          <w:noProof/>
           <w:sz w:val="24"/>
           <w:szCs w:val="24"/>
         </w:rPr>
@@ -1060,6 +1073,7 @@
       </w:pPr>
       <w:r>
         <w:rPr>
+          <w:noProof/>
           <w:sz w:val="24"/>
           <w:szCs w:val="24"/>
         </w:rPr>
@@ -1109,6 +1123,7 @@
       </w:pPr>
       <w:r>
         <w:rPr>
+          <w:noProof/>
           <w:sz w:val="24"/>
           <w:szCs w:val="24"/>
         </w:rPr>
@@ -1182,6 +1197,7 @@
       </w:pPr>
       <w:r>
         <w:rPr>
+          <w:noProof/>
           <w:sz w:val="24"/>
           <w:szCs w:val="24"/>
         </w:rPr>
@@ -1255,6 +1271,7 @@
       </w:pPr>
       <w:r>
         <w:rPr>
+          <w:noProof/>
           <w:sz w:val="24"/>
           <w:szCs w:val="24"/>
         </w:rPr>
@@ -1305,6 +1322,7 @@
       </w:pPr>
       <w:r>
         <w:rPr>
+          <w:noProof/>
           <w:sz w:val="24"/>
           <w:szCs w:val="24"/>
         </w:rPr>
@@ -1352,8 +1370,17 @@
           <w:szCs w:val="24"/>
         </w:rPr>
       </w:pPr>
-      <w:r>
-        <w:rPr>
+    </w:p>
+    <w:p>
+      <w:pPr>
+        <w:rPr>
+          <w:sz w:val="24"/>
+          <w:szCs w:val="24"/>
+        </w:rPr>
+      </w:pPr>
+      <w:r>
+        <w:rPr>
+          <w:noProof/>
           <w:sz w:val="24"/>
           <w:szCs w:val="24"/>
         </w:rPr>
@@ -1412,6 +1439,7 @@
       </w:pPr>
       <w:r>
         <w:rPr>
+          <w:noProof/>
           <w:sz w:val="24"/>
           <w:szCs w:val="24"/>
         </w:rPr>
@@ -1470,6 +1498,7 @@
       </w:pPr>
       <w:r>
         <w:rPr>
+          <w:noProof/>
           <w:sz w:val="24"/>
           <w:szCs w:val="24"/>
         </w:rPr>
@@ -1527,6 +1556,7 @@
       </w:pPr>
       <w:r>
         <w:rPr>
+          <w:noProof/>
           <w:sz w:val="24"/>
           <w:szCs w:val="24"/>
         </w:rPr>
@@ -1592,6 +1622,7 @@
       </w:pPr>
       <w:r>
         <w:rPr>
+          <w:noProof/>
           <w:sz w:val="24"/>
           <w:szCs w:val="24"/>
         </w:rPr>
@@ -1641,6 +1672,7 @@
       </w:pPr>
       <w:r>
         <w:rPr>
+          <w:noProof/>
           <w:sz w:val="24"/>
           <w:szCs w:val="24"/>
         </w:rPr>
@@ -1699,6 +1731,7 @@
       </w:pPr>
       <w:r>
         <w:rPr>
+          <w:noProof/>
           <w:sz w:val="24"/>
           <w:szCs w:val="24"/>
         </w:rPr>
@@ -1819,6 +1852,7 @@
       </w:pPr>
       <w:r>
         <w:rPr>
+          <w:noProof/>
           <w:sz w:val="24"/>
           <w:szCs w:val="24"/>
         </w:rPr>
@@ -1876,6 +1910,7 @@
       </w:pPr>
       <w:r>
         <w:rPr>
+          <w:noProof/>
           <w:sz w:val="24"/>
           <w:szCs w:val="24"/>
         </w:rPr>
@@ -1973,6 +2008,7 @@
       </w:pPr>
       <w:r>
         <w:rPr>
+          <w:noProof/>
           <w:sz w:val="24"/>
           <w:szCs w:val="24"/>
         </w:rPr>
@@ -2002,6 +2038,113 @@
                     <a:xfrm>
                       <a:off x="0" y="0"/>
                       <a:ext cx="6645910" cy="3197860"/>
+                    </a:xfrm>
+                    <a:prstGeom prst="rect">
+                      <a:avLst/>
+                    </a:prstGeom>
+                  </pic:spPr>
+                </pic:pic>
+              </a:graphicData>
+            </a:graphic>
+          </wp:inline>
+        </w:drawing>
+      </w:r>
+    </w:p>
+    <w:p>
+      <w:pPr>
+        <w:rPr>
+          <w:sz w:val="24"/>
+          <w:szCs w:val="24"/>
+        </w:rPr>
+      </w:pPr>
+      <w:r>
+        <w:rPr>
+          <w:sz w:val="28"/>
+          <w:szCs w:val="28"/>
+        </w:rPr>
+        <w:drawing>
+          <wp:inline distT="0" distB="0" distL="0" distR="0" wp14:anchorId="6DB50BF6" wp14:editId="58BB5325">
+            <wp:extent cx="6645910" cy="3246120"/>
+            <wp:effectExtent l="0" t="0" r="2540" b="0"/>
+            <wp:docPr id="2118639208" name="Picture 1"/>
+            <wp:cNvGraphicFramePr>
+              <a:graphicFrameLocks xmlns:a="http://schemas.openxmlformats.org/drawingml/2006/main" noChangeAspect="1"/>
+            </wp:cNvGraphicFramePr>
+            <a:graphic xmlns:a="http://schemas.openxmlformats.org/drawingml/2006/main">
+              <a:graphicData uri="http://schemas.openxmlformats.org/drawingml/2006/picture">
+                <pic:pic xmlns:pic="http://schemas.openxmlformats.org/drawingml/2006/picture">
+                  <pic:nvPicPr>
+                    <pic:cNvPr id="2118639208" name=""/>
+                    <pic:cNvPicPr/>
+                  </pic:nvPicPr>
+                  <pic:blipFill>
+                    <a:blip r:embed="rId32"/>
+                    <a:stretch>
+                      <a:fillRect/>
+                    </a:stretch>
+                  </pic:blipFill>
+                  <pic:spPr>
+                    <a:xfrm>
+                      <a:off x="0" y="0"/>
+                      <a:ext cx="6645910" cy="3246120"/>
+                    </a:xfrm>
+                    <a:prstGeom prst="rect">
+                      <a:avLst/>
+                    </a:prstGeom>
+                  </pic:spPr>
+                </pic:pic>
+              </a:graphicData>
+            </a:graphic>
+          </wp:inline>
+        </w:drawing>
+      </w:r>
+    </w:p>
+    <w:p>
+      <w:pPr>
+        <w:rPr>
+          <w:sz w:val="24"/>
+          <w:szCs w:val="24"/>
+        </w:rPr>
+      </w:pPr>
+    </w:p>
+    <w:p>
+      <w:pPr>
+        <w:rPr>
+          <w:sz w:val="24"/>
+          <w:szCs w:val="24"/>
+        </w:rPr>
+      </w:pPr>
+      <w:r>
+        <w:rPr>
+          <w:sz w:val="24"/>
+          <w:szCs w:val="24"/>
+        </w:rPr>
+        <w:lastRenderedPageBreak/>
+        <w:drawing>
+          <wp:inline distT="0" distB="0" distL="0" distR="0" wp14:anchorId="7C6DD5D9" wp14:editId="4D898C74">
+            <wp:extent cx="6645910" cy="3414395"/>
+            <wp:effectExtent l="0" t="0" r="2540" b="0"/>
+            <wp:docPr id="1064013241" name="Picture 1"/>
+            <wp:cNvGraphicFramePr>
+              <a:graphicFrameLocks xmlns:a="http://schemas.openxmlformats.org/drawingml/2006/main" noChangeAspect="1"/>
+            </wp:cNvGraphicFramePr>
+            <a:graphic xmlns:a="http://schemas.openxmlformats.org/drawingml/2006/main">
+              <a:graphicData uri="http://schemas.openxmlformats.org/drawingml/2006/picture">
+                <pic:pic xmlns:pic="http://schemas.openxmlformats.org/drawingml/2006/picture">
+                  <pic:nvPicPr>
+                    <pic:cNvPr id="1064013241" name=""/>
+                    <pic:cNvPicPr/>
+                  </pic:nvPicPr>
+                  <pic:blipFill>
+                    <a:blip r:embed="rId33"/>
+                    <a:stretch>
+                      <a:fillRect/>
+                    </a:stretch>
+                  </pic:blipFill>
+                  <pic:spPr>
+                    <a:xfrm>
+                      <a:off x="0" y="0"/>
+                      <a:ext cx="6645910" cy="3414395"/>
                     </a:xfrm>
                     <a:prstGeom prst="rect">
                       <a:avLst/>
@@ -2634,6 +2777,7 @@
   <w:style w:type="character" w:default="1" w:styleId="DefaultParagraphFont">
     <w:name w:val="Default Paragraph Font"/>
     <w:uiPriority w:val="1"/>
+    <w:semiHidden/>
     <w:unhideWhenUsed/>
   </w:style>
   <w:style w:type="table" w:default="1" w:styleId="TableNormal">
